--- a/36-CSE 2232_U.docx
+++ b/36-CSE 2232_U.docx
@@ -474,7 +474,7 @@
                 <w:sz w:val="18"/>
                 <w:szCs w:val="18"/>
               </w:rPr>
-              <w:t xml:space="preserve">: </w:t>
+              <w:t xml:space="preserve"/>
             </w:r>
           </w:p>
         </w:tc>
@@ -833,16 +833,16 @@
                 <w:sz w:val="18"/>
                 <w:szCs w:val="18"/>
               </w:rPr>
-              <w:t>apply</w:t>
-            </w:r>
-            <w:r>
-              <w:rPr>
-                <w:rFonts w:ascii="Arial" w:hAnsi="Arial" w:cs="Arial"/>
-                <w:color w:val="000000" w:themeColor="text1"/>
-                <w:sz w:val="18"/>
-                <w:szCs w:val="18"/>
-              </w:rPr>
-              <w:t xml:space="preserve"> UI/UX principles and HTML/CSS to build accessible and well-structured web pages</w:t>
+              <w:t>reproduce</w:t>
+            </w:r>
+            <w:r>
+              <w:rPr>
+                <w:rFonts w:ascii="Arial" w:hAnsi="Arial" w:cs="Arial"/>
+                <w:color w:val="000000" w:themeColor="text1"/>
+                <w:sz w:val="18"/>
+                <w:szCs w:val="18"/>
+              </w:rPr>
+              <w:t xml:space="preserve"> wireframe designs as accessible, well-structured web pages using HTML, CSS, and UI/UX principles</w:t>
             </w:r>
           </w:p>
         </w:tc>
@@ -872,7 +872,7 @@
                 <w:sz w:val="18"/>
                 <w:szCs w:val="18"/>
               </w:rPr>
-              <w:t>Design/development of solutions:</w:t>
+              <w:t>Modern tool usage:</w:t>
             </w:r>
           </w:p>
           <w:p>
@@ -897,7 +897,7 @@
                 <w:sz w:val="18"/>
                 <w:szCs w:val="18"/>
               </w:rPr>
-              <w:t>(PO3)</w:t>
+              <w:t>(PO5)</w:t>
             </w:r>
           </w:p>
           <w:p>
@@ -939,7 +939,7 @@
                 <w:sz w:val="18"/>
                 <w:szCs w:val="18"/>
               </w:rPr>
-              <w:t>Cognitive domain – level 3</w:t>
+              <w:t>Psychomotor domain – level 3</w:t>
             </w:r>
           </w:p>
         </w:tc>
@@ -1404,7 +1404,7 @@
                         <w:sz w:val="18"/>
                         <w:szCs w:val="18"/>
                       </w:rPr>
-                      <w:t>☐</w:t>
+                      <w:t>☒</w:t>
                     </w:r>
                   </w:sdtContent>
                 </w:sdt>
@@ -1549,7 +1549,7 @@
                 <w:sz w:val="18"/>
                 <w:szCs w:val="18"/>
               </w:rPr>
-              <w:t>build</w:t>
+              <w:t>construct</w:t>
             </w:r>
             <w:r>
               <w:rPr>
@@ -1640,7 +1640,7 @@
                 <w:sz w:val="18"/>
                 <w:szCs w:val="18"/>
               </w:rPr>
-              <w:t>Cognitive domain – level 6</w:t>
+              <w:t>Psychomotor domain – level 4</w:t>
             </w:r>
           </w:p>
         </w:tc>
@@ -1807,7 +1807,7 @@
                     <w:sz w:val="18"/>
                     <w:szCs w:val="18"/>
                   </w:rPr>
-                  <w:t>☐</w:t>
+                  <w:t>☒</w:t>
                 </w:r>
               </w:sdtContent>
             </w:sdt>
@@ -2271,7 +2271,7 @@
                 <w:sz w:val="18"/>
                 <w:szCs w:val="18"/>
               </w:rPr>
-              <w:t>Modern tool usage:</w:t>
+              <w:t>Design/development of solutions:</w:t>
             </w:r>
           </w:p>
           <w:p>
@@ -2296,7 +2296,7 @@
                 <w:sz w:val="18"/>
                 <w:szCs w:val="18"/>
               </w:rPr>
-              <w:t>(PO5)</w:t>
+              <w:t>(PO3)</w:t>
             </w:r>
           </w:p>
         </w:tc>
@@ -2824,7 +2824,7 @@
                         <w:sz w:val="18"/>
                         <w:szCs w:val="18"/>
                       </w:rPr>
-                      <w:t>☐</w:t>
+                      <w:t>☒</w:t>
                     </w:r>
                   </w:sdtContent>
                 </w:sdt>
@@ -3086,142 +3086,6 @@
     </w:p>
     <w:p>
       <w:pPr>
-        <w:pStyle w:val="ListParagraph"/>
-        <w:numPr>
-          <w:ilvl w:val="0"/>
-          <w:numId w:val="4"/>
-        </w:numPr>
-        <w:rPr>
-          <w:rFonts w:ascii="Arial" w:hAnsi="Arial" w:cs="Arial"/>
-          <w:bCs/>
-          <w:sz w:val="18"/>
-          <w:szCs w:val="18"/>
-        </w:rPr>
-      </w:pPr>
-      <w:r>
-        <w:rPr>
-          <w:rFonts w:ascii="Arial" w:hAnsi="Arial" w:cs="Arial"/>
-          <w:bCs/>
-          <w:sz w:val="18"/>
-          <w:szCs w:val="18"/>
-        </w:rPr>
-        <w:t>Document structure: &lt;!DOCTYPE&gt;, &lt;html&gt;, &lt;head&gt;, &lt;body&gt;</w:t>
-      </w:r>
-    </w:p>
-    <w:p>
-      <w:pPr>
-        <w:pStyle w:val="ListParagraph"/>
-        <w:numPr>
-          <w:ilvl w:val="0"/>
-          <w:numId w:val="4"/>
-        </w:numPr>
-        <w:rPr>
-          <w:rFonts w:ascii="Arial" w:hAnsi="Arial" w:cs="Arial"/>
-          <w:bCs/>
-          <w:sz w:val="18"/>
-          <w:szCs w:val="18"/>
-        </w:rPr>
-      </w:pPr>
-      <w:r>
-        <w:rPr>
-          <w:rFonts w:ascii="Arial" w:hAnsi="Arial" w:cs="Arial"/>
-          <w:bCs/>
-          <w:sz w:val="18"/>
-          <w:szCs w:val="18"/>
-        </w:rPr>
-        <w:t>Semantic elements: &lt;header&gt;, &lt;</w:t>
-      </w:r>
-      <w:proofErr w:type="spellStart"/>
-      <w:r>
-        <w:rPr>
-          <w:rFonts w:ascii="Arial" w:hAnsi="Arial" w:cs="Arial"/>
-          <w:bCs/>
-          <w:sz w:val="18"/>
-          <w:szCs w:val="18"/>
-        </w:rPr>
-        <w:t>nav</w:t>
-      </w:r>
-      <w:proofErr w:type="spellEnd"/>
-      <w:r>
-        <w:rPr>
-          <w:rFonts w:ascii="Arial" w:hAnsi="Arial" w:cs="Arial"/>
-          <w:bCs/>
-          <w:sz w:val="18"/>
-          <w:szCs w:val="18"/>
-        </w:rPr>
-        <w:t>&gt;, &lt;main&gt;, &lt;section&gt;, &lt;article&gt;, &lt;footer&gt;</w:t>
-      </w:r>
-    </w:p>
-    <w:p>
-      <w:pPr>
-        <w:pStyle w:val="ListParagraph"/>
-        <w:numPr>
-          <w:ilvl w:val="0"/>
-          <w:numId w:val="4"/>
-        </w:numPr>
-        <w:rPr>
-          <w:rFonts w:ascii="Arial" w:hAnsi="Arial" w:cs="Arial"/>
-          <w:bCs/>
-          <w:sz w:val="18"/>
-          <w:szCs w:val="18"/>
-        </w:rPr>
-      </w:pPr>
-      <w:r>
-        <w:rPr>
-          <w:rFonts w:ascii="Arial" w:hAnsi="Arial" w:cs="Arial"/>
-          <w:bCs/>
-          <w:sz w:val="18"/>
-          <w:szCs w:val="18"/>
-        </w:rPr>
-        <w:t>Forms: &lt;input&gt;, &lt;select&gt;, &lt;</w:t>
-      </w:r>
-      <w:proofErr w:type="spellStart"/>
-      <w:r>
-        <w:rPr>
-          <w:rFonts w:ascii="Arial" w:hAnsi="Arial" w:cs="Arial"/>
-          <w:bCs/>
-          <w:sz w:val="18"/>
-          <w:szCs w:val="18"/>
-        </w:rPr>
-        <w:t>textarea</w:t>
-      </w:r>
-      <w:proofErr w:type="spellEnd"/>
-      <w:r>
-        <w:rPr>
-          <w:rFonts w:ascii="Arial" w:hAnsi="Arial" w:cs="Arial"/>
-          <w:bCs/>
-          <w:sz w:val="18"/>
-          <w:szCs w:val="18"/>
-        </w:rPr>
-        <w:t>&gt;, &lt;button&gt;, associated &lt;label&gt;</w:t>
-      </w:r>
-    </w:p>
-    <w:p>
-      <w:pPr>
-        <w:pStyle w:val="ListParagraph"/>
-        <w:numPr>
-          <w:ilvl w:val="0"/>
-          <w:numId w:val="4"/>
-        </w:numPr>
-        <w:rPr>
-          <w:rFonts w:ascii="Arial" w:hAnsi="Arial" w:cs="Arial"/>
-          <w:bCs/>
-          <w:sz w:val="18"/>
-          <w:szCs w:val="18"/>
-        </w:rPr>
-      </w:pPr>
-      <w:r>
-        <w:rPr>
-          <w:rFonts w:ascii="Arial" w:hAnsi="Arial" w:cs="Arial"/>
-          <w:bCs/>
-          <w:sz w:val="18"/>
-          <w:szCs w:val="18"/>
-        </w:rPr>
-        <w:t>Accessibility basics: ARIA roles and attributes, alt text for images, meaningful link text, keyboard navigability</w:t>
-      </w:r>
-    </w:p>
-    <w:p>
-      <w:pPr>
         <w:rPr>
           <w:rFonts w:ascii="Arial" w:hAnsi="Arial" w:cs="Arial"/>
           <w:b/>
@@ -3243,188 +3107,6 @@
     </w:p>
     <w:p>
       <w:pPr>
-        <w:pStyle w:val="ListParagraph"/>
-        <w:numPr>
-          <w:ilvl w:val="0"/>
-          <w:numId w:val="4"/>
-        </w:numPr>
-        <w:rPr>
-          <w:rFonts w:ascii="Arial" w:hAnsi="Arial" w:cs="Arial"/>
-          <w:bCs/>
-          <w:sz w:val="18"/>
-          <w:szCs w:val="18"/>
-        </w:rPr>
-      </w:pPr>
-      <w:r>
-        <w:rPr>
-          <w:rFonts w:ascii="Arial" w:hAnsi="Arial" w:cs="Arial"/>
-          <w:bCs/>
-          <w:sz w:val="18"/>
-          <w:szCs w:val="18"/>
-        </w:rPr>
-        <w:t>Fundamentals of visual design: hierarchy, alignment, proximity, contrast, and repetition</w:t>
-      </w:r>
-    </w:p>
-    <w:p>
-      <w:pPr>
-        <w:pStyle w:val="ListParagraph"/>
-        <w:numPr>
-          <w:ilvl w:val="0"/>
-          <w:numId w:val="4"/>
-        </w:numPr>
-        <w:rPr>
-          <w:rFonts w:ascii="Arial" w:hAnsi="Arial" w:cs="Arial"/>
-          <w:bCs/>
-          <w:sz w:val="18"/>
-          <w:szCs w:val="18"/>
-        </w:rPr>
-      </w:pPr>
-      <w:r>
-        <w:rPr>
-          <w:rFonts w:ascii="Arial" w:hAnsi="Arial" w:cs="Arial"/>
-          <w:bCs/>
-          <w:sz w:val="18"/>
-          <w:szCs w:val="18"/>
-        </w:rPr>
-        <w:t>Typography in UI: font pairing, size scales, line height, readability</w:t>
-      </w:r>
-    </w:p>
-    <w:p>
-      <w:pPr>
-        <w:pStyle w:val="ListParagraph"/>
-        <w:numPr>
-          <w:ilvl w:val="0"/>
-          <w:numId w:val="4"/>
-        </w:numPr>
-        <w:rPr>
-          <w:rFonts w:ascii="Arial" w:hAnsi="Arial" w:cs="Arial"/>
-          <w:bCs/>
-          <w:sz w:val="18"/>
-          <w:szCs w:val="18"/>
-        </w:rPr>
-      </w:pPr>
-      <w:proofErr w:type="spellStart"/>
-      <w:r>
-        <w:rPr>
-          <w:rFonts w:ascii="Arial" w:hAnsi="Arial" w:cs="Arial"/>
-          <w:bCs/>
-          <w:sz w:val="18"/>
-          <w:szCs w:val="18"/>
-        </w:rPr>
-        <w:t>Colour</w:t>
-      </w:r>
-      <w:proofErr w:type="spellEnd"/>
-      <w:r>
-        <w:rPr>
-          <w:rFonts w:ascii="Arial" w:hAnsi="Arial" w:cs="Arial"/>
-          <w:bCs/>
-          <w:sz w:val="18"/>
-          <w:szCs w:val="18"/>
-        </w:rPr>
-        <w:t xml:space="preserve"> theory: </w:t>
-      </w:r>
-      <w:proofErr w:type="spellStart"/>
-      <w:r>
-        <w:rPr>
-          <w:rFonts w:ascii="Arial" w:hAnsi="Arial" w:cs="Arial"/>
-          <w:bCs/>
-          <w:sz w:val="18"/>
-          <w:szCs w:val="18"/>
-        </w:rPr>
-        <w:t>colour</w:t>
-      </w:r>
-      <w:proofErr w:type="spellEnd"/>
-      <w:r>
-        <w:rPr>
-          <w:rFonts w:ascii="Arial" w:hAnsi="Arial" w:cs="Arial"/>
-          <w:bCs/>
-          <w:sz w:val="18"/>
-          <w:szCs w:val="18"/>
-        </w:rPr>
-        <w:t xml:space="preserve"> psychology, accessible contrast ratios (WCAG AA), palette tools</w:t>
-      </w:r>
-    </w:p>
-    <w:p>
-      <w:pPr>
-        <w:pStyle w:val="ListParagraph"/>
-        <w:numPr>
-          <w:ilvl w:val="0"/>
-          <w:numId w:val="4"/>
-        </w:numPr>
-        <w:rPr>
-          <w:rFonts w:ascii="Arial" w:hAnsi="Arial" w:cs="Arial"/>
-          <w:bCs/>
-          <w:sz w:val="18"/>
-          <w:szCs w:val="18"/>
-        </w:rPr>
-      </w:pPr>
-      <w:r>
-        <w:rPr>
-          <w:rFonts w:ascii="Arial" w:hAnsi="Arial" w:cs="Arial"/>
-          <w:bCs/>
-          <w:sz w:val="18"/>
-          <w:szCs w:val="18"/>
-        </w:rPr>
-        <w:t>Spacing and layout: whitespace, padding/margin conventions, 8-point grid system</w:t>
-      </w:r>
-    </w:p>
-    <w:p>
-      <w:pPr>
-        <w:pStyle w:val="ListParagraph"/>
-        <w:numPr>
-          <w:ilvl w:val="0"/>
-          <w:numId w:val="4"/>
-        </w:numPr>
-        <w:rPr>
-          <w:rFonts w:ascii="Arial" w:hAnsi="Arial" w:cs="Arial"/>
-          <w:bCs/>
-          <w:sz w:val="18"/>
-          <w:szCs w:val="18"/>
-        </w:rPr>
-      </w:pPr>
-      <w:proofErr w:type="spellStart"/>
-      <w:r>
-        <w:rPr>
-          <w:rFonts w:ascii="Arial" w:hAnsi="Arial" w:cs="Arial"/>
-          <w:bCs/>
-          <w:sz w:val="18"/>
-          <w:szCs w:val="18"/>
-        </w:rPr>
-        <w:t>Wireframing</w:t>
-      </w:r>
-      <w:proofErr w:type="spellEnd"/>
-      <w:r>
-        <w:rPr>
-          <w:rFonts w:ascii="Arial" w:hAnsi="Arial" w:cs="Arial"/>
-          <w:bCs/>
-          <w:sz w:val="18"/>
-          <w:szCs w:val="18"/>
-        </w:rPr>
-        <w:t xml:space="preserve">: translating a design brief into low-fidelity wireframes using </w:t>
-      </w:r>
-      <w:proofErr w:type="spellStart"/>
-      <w:r>
-        <w:rPr>
-          <w:rFonts w:ascii="Arial" w:hAnsi="Arial" w:cs="Arial"/>
-          <w:bCs/>
-          <w:sz w:val="18"/>
-          <w:szCs w:val="18"/>
-        </w:rPr>
-        <w:t>Figma</w:t>
-      </w:r>
-      <w:proofErr w:type="spellEnd"/>
-      <w:r>
-        <w:rPr>
-          <w:rFonts w:ascii="Arial" w:hAnsi="Arial" w:cs="Arial"/>
-          <w:bCs/>
-          <w:sz w:val="18"/>
-          <w:szCs w:val="18"/>
-        </w:rPr>
-        <w:t xml:space="preserve"> (or pen-and-paper), then implementing the wireframe as an HTML page</w:t>
-      </w:r>
-    </w:p>
-    <w:p>
-      <w:pPr>
         <w:rPr>
           <w:rFonts w:ascii="Arial" w:hAnsi="Arial" w:cs="Arial"/>
           <w:b/>
@@ -3446,13 +3128,9 @@
     </w:p>
     <w:p>
       <w:pPr>
-        <w:pStyle w:val="ListParagraph"/>
-        <w:numPr>
-          <w:ilvl w:val="0"/>
-          <w:numId w:val="4"/>
-        </w:numPr>
         <w:rPr>
           <w:rFonts w:ascii="Arial" w:hAnsi="Arial" w:cs="Arial"/>
+          <w:b/>
           <w:bCs/>
           <w:sz w:val="18"/>
           <w:szCs w:val="18"/>
@@ -3461,22 +3139,19 @@
       <w:r>
         <w:rPr>
           <w:rFonts w:ascii="Arial" w:hAnsi="Arial" w:cs="Arial"/>
+          <w:b/>
           <w:bCs/>
           <w:sz w:val="18"/>
           <w:szCs w:val="18"/>
         </w:rPr>
-        <w:t>Selectors: element, class, ID, attribute, pseudo-class, pseudo-element</w:t>
+        <w:t>Lab 4 — Responsive Design with Bootstrap / Tailwind CSS</w:t>
       </w:r>
     </w:p>
     <w:p>
       <w:pPr>
-        <w:pStyle w:val="ListParagraph"/>
-        <w:numPr>
-          <w:ilvl w:val="0"/>
-          <w:numId w:val="4"/>
-        </w:numPr>
         <w:rPr>
           <w:rFonts w:ascii="Arial" w:hAnsi="Arial" w:cs="Arial"/>
+          <w:b/>
           <w:bCs/>
           <w:sz w:val="18"/>
           <w:szCs w:val="18"/>
@@ -3485,22 +3160,19 @@
       <w:r>
         <w:rPr>
           <w:rFonts w:ascii="Arial" w:hAnsi="Arial" w:cs="Arial"/>
+          <w:b/>
           <w:bCs/>
           <w:sz w:val="18"/>
           <w:szCs w:val="18"/>
         </w:rPr>
-        <w:t>The box model: margin, border, padding, content</w:t>
+        <w:t>Lab 5 — JavaScript Basics, DOM and Form Validation</w:t>
       </w:r>
     </w:p>
     <w:p>
       <w:pPr>
-        <w:pStyle w:val="ListParagraph"/>
-        <w:numPr>
-          <w:ilvl w:val="0"/>
-          <w:numId w:val="4"/>
-        </w:numPr>
         <w:rPr>
           <w:rFonts w:ascii="Arial" w:hAnsi="Arial" w:cs="Arial"/>
+          <w:b/>
           <w:bCs/>
           <w:sz w:val="18"/>
           <w:szCs w:val="18"/>
@@ -3509,78 +3181,31 @@
       <w:r>
         <w:rPr>
           <w:rFonts w:ascii="Arial" w:hAnsi="Arial" w:cs="Arial"/>
+          <w:b/>
           <w:bCs/>
           <w:sz w:val="18"/>
           <w:szCs w:val="18"/>
         </w:rPr>
-        <w:lastRenderedPageBreak/>
-        <w:t xml:space="preserve">CSS </w:t>
+        <w:t xml:space="preserve">Lab 6 — Asynchronous JavaScript, HTTP/REST, and the Fetch API</w:t>
       </w:r>
       <w:proofErr w:type="spellStart"/>
       <w:r>
         <w:rPr>
           <w:rFonts w:ascii="Arial" w:hAnsi="Arial" w:cs="Arial"/>
+          <w:b/>
           <w:bCs/>
           <w:sz w:val="18"/>
           <w:szCs w:val="18"/>
         </w:rPr>
-        <w:t>Flexbox</w:t>
-      </w:r>
-      <w:proofErr w:type="spellEnd"/>
-      <w:r>
-        <w:rPr>
-          <w:rFonts w:ascii="Arial" w:hAnsi="Arial" w:cs="Arial"/>
-          <w:bCs/>
-          <w:sz w:val="18"/>
-          <w:szCs w:val="18"/>
-        </w:rPr>
-        <w:t>: main/cross axis, flex-direction, justify-content, align-items, flex-wrap</w:t>
-      </w:r>
-    </w:p>
-    <w:p>
-      <w:pPr>
-        <w:pStyle w:val="ListParagraph"/>
-        <w:numPr>
-          <w:ilvl w:val="0"/>
-          <w:numId w:val="4"/>
-        </w:numPr>
-        <w:rPr>
-          <w:rFonts w:ascii="Arial" w:hAnsi="Arial" w:cs="Arial"/>
-          <w:bCs/>
-          <w:sz w:val="18"/>
-          <w:szCs w:val="18"/>
-        </w:rPr>
-      </w:pPr>
-      <w:r>
-        <w:rPr>
-          <w:rFonts w:ascii="Arial" w:hAnsi="Arial" w:cs="Arial"/>
-          <w:bCs/>
-          <w:sz w:val="18"/>
-          <w:szCs w:val="18"/>
-        </w:rPr>
-        <w:t>CSS Grid: grid-template-columns/rows, gap, grid-area, responsive grid with auto-fill/</w:t>
-      </w:r>
-      <w:proofErr w:type="spellStart"/>
-      <w:r>
-        <w:rPr>
-          <w:rFonts w:ascii="Arial" w:hAnsi="Arial" w:cs="Arial"/>
-          <w:bCs/>
-          <w:sz w:val="18"/>
-          <w:szCs w:val="18"/>
-        </w:rPr>
-        <w:t>minmax</w:t>
+        <w:t/>
       </w:r>
       <w:proofErr w:type="spellEnd"/>
     </w:p>
     <w:p>
       <w:pPr>
-        <w:pStyle w:val="ListParagraph"/>
-        <w:numPr>
-          <w:ilvl w:val="0"/>
-          <w:numId w:val="4"/>
-        </w:numPr>
         <w:rPr>
           <w:rFonts w:ascii="Arial" w:hAnsi="Arial" w:cs="Arial"/>
+          <w:b/>
           <w:bCs/>
           <w:sz w:val="18"/>
           <w:szCs w:val="18"/>
@@ -3589,11 +3214,12 @@
       <w:r>
         <w:rPr>
           <w:rFonts w:ascii="Arial" w:hAnsi="Arial" w:cs="Arial"/>
+          <w:b/>
           <w:bCs/>
           <w:sz w:val="18"/>
           <w:szCs w:val="18"/>
         </w:rPr>
-        <w:t>CSS variables and basic theming</w:t>
+        <w:t>Lab 7 — React.js Basics: Components, Props, State, and Hooks</w:t>
       </w:r>
     </w:p>
     <w:p>
@@ -3614,18 +3240,14 @@
           <w:sz w:val="18"/>
           <w:szCs w:val="18"/>
         </w:rPr>
-        <w:t>Lab 4 — Responsive Design with Bootstrap / Tailwind CSS</w:t>
+        <w:t>Lab 8 — Public API Integration: Consuming REST APIs with React</w:t>
       </w:r>
     </w:p>
     <w:p>
       <w:pPr>
-        <w:pStyle w:val="ListParagraph"/>
-        <w:numPr>
-          <w:ilvl w:val="0"/>
-          <w:numId w:val="4"/>
-        </w:numPr>
         <w:rPr>
           <w:rFonts w:ascii="Arial" w:hAnsi="Arial" w:cs="Arial"/>
+          <w:b/>
           <w:bCs/>
           <w:sz w:val="18"/>
           <w:szCs w:val="18"/>
@@ -3634,2799 +3256,16 @@
       <w:r>
         <w:rPr>
           <w:rFonts w:ascii="Arial" w:hAnsi="Arial" w:cs="Arial"/>
+          <w:b/>
           <w:bCs/>
           <w:sz w:val="18"/>
           <w:szCs w:val="18"/>
         </w:rPr>
-        <w:t>Responsive breakpoints and the mobile-first approach</w:t>
+        <w:t>Lab 9 — React.js Capstone Project</w:t>
       </w:r>
     </w:p>
     <w:p>
       <w:pPr>
-        <w:pStyle w:val="ListParagraph"/>
-        <w:numPr>
-          <w:ilvl w:val="0"/>
-          <w:numId w:val="4"/>
-        </w:numPr>
-        <w:rPr>
-          <w:rFonts w:ascii="Arial" w:hAnsi="Arial" w:cs="Arial"/>
-          <w:bCs/>
-          <w:sz w:val="18"/>
-          <w:szCs w:val="18"/>
-        </w:rPr>
-      </w:pPr>
-      <w:r>
-        <w:rPr>
-          <w:rFonts w:ascii="Arial" w:hAnsi="Arial" w:cs="Arial"/>
-          <w:bCs/>
-          <w:sz w:val="18"/>
-          <w:szCs w:val="18"/>
-        </w:rPr>
-        <w:t>Bootstrap: grid system, utility classes, pre-built components (</w:t>
-      </w:r>
-      <w:proofErr w:type="spellStart"/>
-      <w:r>
-        <w:rPr>
-          <w:rFonts w:ascii="Arial" w:hAnsi="Arial" w:cs="Arial"/>
-          <w:bCs/>
-          <w:sz w:val="18"/>
-          <w:szCs w:val="18"/>
-        </w:rPr>
-        <w:t>navbar</w:t>
-      </w:r>
-      <w:proofErr w:type="spellEnd"/>
-      <w:r>
-        <w:rPr>
-          <w:rFonts w:ascii="Arial" w:hAnsi="Arial" w:cs="Arial"/>
-          <w:bCs/>
-          <w:sz w:val="18"/>
-          <w:szCs w:val="18"/>
-        </w:rPr>
-        <w:t>, cards, modals, buttons)</w:t>
-      </w:r>
-    </w:p>
-    <w:p>
-      <w:pPr>
-        <w:pStyle w:val="ListParagraph"/>
-        <w:numPr>
-          <w:ilvl w:val="0"/>
-          <w:numId w:val="4"/>
-        </w:numPr>
-        <w:rPr>
-          <w:rFonts w:ascii="Arial" w:hAnsi="Arial" w:cs="Arial"/>
-          <w:bCs/>
-          <w:sz w:val="18"/>
-          <w:szCs w:val="18"/>
-        </w:rPr>
-      </w:pPr>
-      <w:r>
-        <w:rPr>
-          <w:rFonts w:ascii="Arial" w:hAnsi="Arial" w:cs="Arial"/>
-          <w:bCs/>
-          <w:sz w:val="18"/>
-          <w:szCs w:val="18"/>
-        </w:rPr>
-        <w:t>Tailwind CSS: utility-first workflow, custom configuration, responsive prefixes (</w:t>
-      </w:r>
-      <w:proofErr w:type="spellStart"/>
-      <w:r>
-        <w:rPr>
-          <w:rFonts w:ascii="Arial" w:hAnsi="Arial" w:cs="Arial"/>
-          <w:bCs/>
-          <w:sz w:val="18"/>
-          <w:szCs w:val="18"/>
-        </w:rPr>
-        <w:t>sm</w:t>
-      </w:r>
-      <w:proofErr w:type="spellEnd"/>
-      <w:proofErr w:type="gramStart"/>
-      <w:r>
-        <w:rPr>
-          <w:rFonts w:ascii="Arial" w:hAnsi="Arial" w:cs="Arial"/>
-          <w:bCs/>
-          <w:sz w:val="18"/>
-          <w:szCs w:val="18"/>
-        </w:rPr>
-        <w:t>:,</w:t>
-      </w:r>
-      <w:proofErr w:type="gramEnd"/>
-      <w:r>
-        <w:rPr>
-          <w:rFonts w:ascii="Arial" w:hAnsi="Arial" w:cs="Arial"/>
-          <w:bCs/>
-          <w:sz w:val="18"/>
-          <w:szCs w:val="18"/>
-        </w:rPr>
-        <w:t xml:space="preserve"> md:, </w:t>
-      </w:r>
-      <w:proofErr w:type="spellStart"/>
-      <w:r>
-        <w:rPr>
-          <w:rFonts w:ascii="Arial" w:hAnsi="Arial" w:cs="Arial"/>
-          <w:bCs/>
-          <w:sz w:val="18"/>
-          <w:szCs w:val="18"/>
-        </w:rPr>
-        <w:t>lg</w:t>
-      </w:r>
-      <w:proofErr w:type="spellEnd"/>
-      <w:r>
-        <w:rPr>
-          <w:rFonts w:ascii="Arial" w:hAnsi="Arial" w:cs="Arial"/>
-          <w:bCs/>
-          <w:sz w:val="18"/>
-          <w:szCs w:val="18"/>
-        </w:rPr>
-        <w:t>:)</w:t>
-      </w:r>
-    </w:p>
-    <w:p>
-      <w:pPr>
-        <w:pStyle w:val="ListParagraph"/>
-        <w:numPr>
-          <w:ilvl w:val="0"/>
-          <w:numId w:val="4"/>
-        </w:numPr>
-        <w:rPr>
-          <w:rFonts w:ascii="Arial" w:hAnsi="Arial" w:cs="Arial"/>
-          <w:bCs/>
-          <w:sz w:val="18"/>
-          <w:szCs w:val="18"/>
-        </w:rPr>
-      </w:pPr>
-      <w:r>
-        <w:rPr>
-          <w:rFonts w:ascii="Arial" w:hAnsi="Arial" w:cs="Arial"/>
-          <w:bCs/>
-          <w:sz w:val="18"/>
-          <w:szCs w:val="18"/>
-        </w:rPr>
-        <w:t>Choosing the right framework for a project; rebuilding the Lab 2 wireframe using a CSS framework</w:t>
-      </w:r>
-    </w:p>
-    <w:p>
-      <w:pPr>
-        <w:rPr>
-          <w:rFonts w:ascii="Arial" w:hAnsi="Arial" w:cs="Arial"/>
-          <w:b/>
-          <w:bCs/>
-          <w:sz w:val="18"/>
-          <w:szCs w:val="18"/>
-        </w:rPr>
-      </w:pPr>
-      <w:r>
-        <w:rPr>
-          <w:rFonts w:ascii="Arial" w:hAnsi="Arial" w:cs="Arial"/>
-          <w:b/>
-          <w:bCs/>
-          <w:sz w:val="18"/>
-          <w:szCs w:val="18"/>
-        </w:rPr>
-        <w:t>Lab 5 — JavaScript Basics, DOM and Form Validation</w:t>
-      </w:r>
-    </w:p>
-    <w:p>
-      <w:pPr>
-        <w:pStyle w:val="ListParagraph"/>
-        <w:numPr>
-          <w:ilvl w:val="0"/>
-          <w:numId w:val="4"/>
-        </w:numPr>
-        <w:rPr>
-          <w:rFonts w:ascii="Arial" w:hAnsi="Arial" w:cs="Arial"/>
-          <w:bCs/>
-          <w:sz w:val="18"/>
-          <w:szCs w:val="18"/>
-        </w:rPr>
-      </w:pPr>
-      <w:r>
-        <w:rPr>
-          <w:rFonts w:ascii="Arial" w:hAnsi="Arial" w:cs="Arial"/>
-          <w:bCs/>
-          <w:sz w:val="18"/>
-          <w:szCs w:val="18"/>
-        </w:rPr>
-        <w:t xml:space="preserve">Variables (let, </w:t>
-      </w:r>
-      <w:proofErr w:type="spellStart"/>
-      <w:r>
-        <w:rPr>
-          <w:rFonts w:ascii="Arial" w:hAnsi="Arial" w:cs="Arial"/>
-          <w:bCs/>
-          <w:sz w:val="18"/>
-          <w:szCs w:val="18"/>
-        </w:rPr>
-        <w:t>const</w:t>
-      </w:r>
-      <w:proofErr w:type="spellEnd"/>
-      <w:r>
-        <w:rPr>
-          <w:rFonts w:ascii="Arial" w:hAnsi="Arial" w:cs="Arial"/>
-          <w:bCs/>
-          <w:sz w:val="18"/>
-          <w:szCs w:val="18"/>
-        </w:rPr>
-        <w:t>), data types, functions, arrow functions, array methods (map, filter, reduce)</w:t>
-      </w:r>
-    </w:p>
-    <w:p>
-      <w:pPr>
-        <w:pStyle w:val="ListParagraph"/>
-        <w:numPr>
-          <w:ilvl w:val="0"/>
-          <w:numId w:val="4"/>
-        </w:numPr>
-        <w:rPr>
-          <w:rFonts w:ascii="Arial" w:hAnsi="Arial" w:cs="Arial"/>
-          <w:bCs/>
-          <w:sz w:val="18"/>
-          <w:szCs w:val="18"/>
-        </w:rPr>
-      </w:pPr>
-      <w:r>
-        <w:rPr>
-          <w:rFonts w:ascii="Arial" w:hAnsi="Arial" w:cs="Arial"/>
-          <w:bCs/>
-          <w:sz w:val="18"/>
-          <w:szCs w:val="18"/>
-        </w:rPr>
-        <w:t>DOM selection (</w:t>
-      </w:r>
-      <w:proofErr w:type="spellStart"/>
-      <w:r>
-        <w:rPr>
-          <w:rFonts w:ascii="Arial" w:hAnsi="Arial" w:cs="Arial"/>
-          <w:bCs/>
-          <w:sz w:val="18"/>
-          <w:szCs w:val="18"/>
-        </w:rPr>
-        <w:t>querySelector</w:t>
-      </w:r>
-      <w:proofErr w:type="spellEnd"/>
-      <w:r>
-        <w:rPr>
-          <w:rFonts w:ascii="Arial" w:hAnsi="Arial" w:cs="Arial"/>
-          <w:bCs/>
-          <w:sz w:val="18"/>
-          <w:szCs w:val="18"/>
-        </w:rPr>
-        <w:t xml:space="preserve">, </w:t>
-      </w:r>
-      <w:proofErr w:type="spellStart"/>
-      <w:r>
-        <w:rPr>
-          <w:rFonts w:ascii="Arial" w:hAnsi="Arial" w:cs="Arial"/>
-          <w:bCs/>
-          <w:sz w:val="18"/>
-          <w:szCs w:val="18"/>
-        </w:rPr>
-        <w:t>getElementById</w:t>
-      </w:r>
-      <w:proofErr w:type="spellEnd"/>
-      <w:r>
-        <w:rPr>
-          <w:rFonts w:ascii="Arial" w:hAnsi="Arial" w:cs="Arial"/>
-          <w:bCs/>
-          <w:sz w:val="18"/>
-          <w:szCs w:val="18"/>
-        </w:rPr>
-        <w:t>) and manipulation (create, update, delete elements)</w:t>
-      </w:r>
-    </w:p>
-    <w:p>
-      <w:pPr>
-        <w:pStyle w:val="ListParagraph"/>
-        <w:numPr>
-          <w:ilvl w:val="0"/>
-          <w:numId w:val="4"/>
-        </w:numPr>
-        <w:rPr>
-          <w:rFonts w:ascii="Arial" w:hAnsi="Arial" w:cs="Arial"/>
-          <w:bCs/>
-          <w:sz w:val="18"/>
-          <w:szCs w:val="18"/>
-        </w:rPr>
-      </w:pPr>
-      <w:r>
-        <w:rPr>
-          <w:rFonts w:ascii="Arial" w:hAnsi="Arial" w:cs="Arial"/>
-          <w:bCs/>
-          <w:sz w:val="18"/>
-          <w:szCs w:val="18"/>
-        </w:rPr>
-        <w:t xml:space="preserve">Event handling: </w:t>
-      </w:r>
-      <w:proofErr w:type="spellStart"/>
-      <w:r>
-        <w:rPr>
-          <w:rFonts w:ascii="Arial" w:hAnsi="Arial" w:cs="Arial"/>
-          <w:bCs/>
-          <w:sz w:val="18"/>
-          <w:szCs w:val="18"/>
-        </w:rPr>
-        <w:t>addEventListener</w:t>
-      </w:r>
-      <w:proofErr w:type="spellEnd"/>
-      <w:r>
-        <w:rPr>
-          <w:rFonts w:ascii="Arial" w:hAnsi="Arial" w:cs="Arial"/>
-          <w:bCs/>
-          <w:sz w:val="18"/>
-          <w:szCs w:val="18"/>
-        </w:rPr>
-        <w:t xml:space="preserve">, event propagation, </w:t>
-      </w:r>
-      <w:proofErr w:type="spellStart"/>
-      <w:r>
-        <w:rPr>
-          <w:rFonts w:ascii="Arial" w:hAnsi="Arial" w:cs="Arial"/>
-          <w:bCs/>
-          <w:sz w:val="18"/>
-          <w:szCs w:val="18"/>
-        </w:rPr>
-        <w:t>preventDefault</w:t>
-      </w:r>
-      <w:proofErr w:type="spellEnd"/>
-    </w:p>
-    <w:p>
-      <w:pPr>
-        <w:pStyle w:val="ListParagraph"/>
-        <w:numPr>
-          <w:ilvl w:val="0"/>
-          <w:numId w:val="4"/>
-        </w:numPr>
-        <w:rPr>
-          <w:rFonts w:ascii="Arial" w:hAnsi="Arial" w:cs="Arial"/>
-          <w:bCs/>
-          <w:sz w:val="18"/>
-          <w:szCs w:val="18"/>
-        </w:rPr>
-      </w:pPr>
-      <w:r>
-        <w:rPr>
-          <w:rFonts w:ascii="Arial" w:hAnsi="Arial" w:cs="Arial"/>
-          <w:bCs/>
-          <w:sz w:val="18"/>
-          <w:szCs w:val="18"/>
-        </w:rPr>
-        <w:t>Client-side form validation: constraint validation API, custom error messages, regex patterns</w:t>
-      </w:r>
-    </w:p>
-    <w:p>
-      <w:pPr>
-        <w:rPr>
-          <w:rFonts w:ascii="Arial" w:hAnsi="Arial" w:cs="Arial"/>
-          <w:b/>
-          <w:bCs/>
-          <w:sz w:val="18"/>
-          <w:szCs w:val="18"/>
-        </w:rPr>
-      </w:pPr>
-      <w:r>
-        <w:rPr>
-          <w:rFonts w:ascii="Arial" w:hAnsi="Arial" w:cs="Arial"/>
-          <w:b/>
-          <w:bCs/>
-          <w:sz w:val="18"/>
-          <w:szCs w:val="18"/>
-        </w:rPr>
-        <w:t xml:space="preserve">Lab 6 — Asynchronous JavaScript, Fetch API, and Browser </w:t>
-      </w:r>
-      <w:proofErr w:type="spellStart"/>
-      <w:r>
-        <w:rPr>
-          <w:rFonts w:ascii="Arial" w:hAnsi="Arial" w:cs="Arial"/>
-          <w:b/>
-          <w:bCs/>
-          <w:sz w:val="18"/>
-          <w:szCs w:val="18"/>
-        </w:rPr>
-        <w:t>DevTools</w:t>
-      </w:r>
-      <w:proofErr w:type="spellEnd"/>
-    </w:p>
-    <w:p>
-      <w:pPr>
-        <w:pStyle w:val="ListParagraph"/>
-        <w:numPr>
-          <w:ilvl w:val="0"/>
-          <w:numId w:val="4"/>
-        </w:numPr>
-        <w:rPr>
-          <w:rFonts w:ascii="Arial" w:hAnsi="Arial" w:cs="Arial"/>
-          <w:bCs/>
-          <w:sz w:val="18"/>
-          <w:szCs w:val="18"/>
-        </w:rPr>
-      </w:pPr>
-      <w:r>
-        <w:rPr>
-          <w:rFonts w:ascii="Arial" w:hAnsi="Arial" w:cs="Arial"/>
-          <w:bCs/>
-          <w:sz w:val="18"/>
-          <w:szCs w:val="18"/>
-        </w:rPr>
-        <w:t>Synchronous vs. asynchronous execution; the event loop</w:t>
-      </w:r>
-    </w:p>
-    <w:p>
-      <w:pPr>
-        <w:pStyle w:val="ListParagraph"/>
-        <w:numPr>
-          <w:ilvl w:val="0"/>
-          <w:numId w:val="4"/>
-        </w:numPr>
-        <w:rPr>
-          <w:rFonts w:ascii="Arial" w:hAnsi="Arial" w:cs="Arial"/>
-          <w:bCs/>
-          <w:sz w:val="18"/>
-          <w:szCs w:val="18"/>
-        </w:rPr>
-      </w:pPr>
-      <w:r>
-        <w:rPr>
-          <w:rFonts w:ascii="Arial" w:hAnsi="Arial" w:cs="Arial"/>
-          <w:bCs/>
-          <w:sz w:val="18"/>
-          <w:szCs w:val="18"/>
-        </w:rPr>
-        <w:t>Promises: .then(), .catch(), chaining</w:t>
-      </w:r>
-    </w:p>
-    <w:p>
-      <w:pPr>
-        <w:pStyle w:val="ListParagraph"/>
-        <w:numPr>
-          <w:ilvl w:val="0"/>
-          <w:numId w:val="4"/>
-        </w:numPr>
-        <w:rPr>
-          <w:rFonts w:ascii="Arial" w:hAnsi="Arial" w:cs="Arial"/>
-          <w:bCs/>
-          <w:sz w:val="18"/>
-          <w:szCs w:val="18"/>
-        </w:rPr>
-      </w:pPr>
-      <w:proofErr w:type="spellStart"/>
-      <w:r>
-        <w:rPr>
-          <w:rFonts w:ascii="Arial" w:hAnsi="Arial" w:cs="Arial"/>
-          <w:bCs/>
-          <w:sz w:val="18"/>
-          <w:szCs w:val="18"/>
-        </w:rPr>
-        <w:t>async</w:t>
-      </w:r>
-      <w:proofErr w:type="spellEnd"/>
-      <w:r>
-        <w:rPr>
-          <w:rFonts w:ascii="Arial" w:hAnsi="Arial" w:cs="Arial"/>
-          <w:bCs/>
-          <w:sz w:val="18"/>
-          <w:szCs w:val="18"/>
-        </w:rPr>
-        <w:t>/await syntax and error handling with try/catch</w:t>
-      </w:r>
-    </w:p>
-    <w:p>
-      <w:pPr>
-        <w:pStyle w:val="ListParagraph"/>
-        <w:numPr>
-          <w:ilvl w:val="0"/>
-          <w:numId w:val="4"/>
-        </w:numPr>
-        <w:rPr>
-          <w:rFonts w:ascii="Arial" w:hAnsi="Arial" w:cs="Arial"/>
-          <w:bCs/>
-          <w:sz w:val="18"/>
-          <w:szCs w:val="18"/>
-        </w:rPr>
-      </w:pPr>
-      <w:r>
-        <w:rPr>
-          <w:rFonts w:ascii="Arial" w:hAnsi="Arial" w:cs="Arial"/>
-          <w:bCs/>
-          <w:sz w:val="18"/>
-          <w:szCs w:val="18"/>
-        </w:rPr>
-        <w:t xml:space="preserve">The Fetch API: fetch(), reading </w:t>
-      </w:r>
-      <w:proofErr w:type="spellStart"/>
-      <w:r>
-        <w:rPr>
-          <w:rFonts w:ascii="Arial" w:hAnsi="Arial" w:cs="Arial"/>
-          <w:bCs/>
-          <w:sz w:val="18"/>
-          <w:szCs w:val="18"/>
-        </w:rPr>
-        <w:t>Response.json</w:t>
-      </w:r>
-      <w:proofErr w:type="spellEnd"/>
-      <w:r>
-        <w:rPr>
-          <w:rFonts w:ascii="Arial" w:hAnsi="Arial" w:cs="Arial"/>
-          <w:bCs/>
-          <w:sz w:val="18"/>
-          <w:szCs w:val="18"/>
-        </w:rPr>
-        <w:t>(), handling HTTP errors</w:t>
-      </w:r>
-    </w:p>
-    <w:p>
-      <w:pPr>
-        <w:pStyle w:val="ListParagraph"/>
-        <w:numPr>
-          <w:ilvl w:val="0"/>
-          <w:numId w:val="4"/>
-        </w:numPr>
-        <w:rPr>
-          <w:rFonts w:ascii="Arial" w:hAnsi="Arial" w:cs="Arial"/>
-          <w:bCs/>
-          <w:sz w:val="18"/>
-          <w:szCs w:val="18"/>
-        </w:rPr>
-      </w:pPr>
-      <w:r>
-        <w:rPr>
-          <w:rFonts w:ascii="Arial" w:hAnsi="Arial" w:cs="Arial"/>
-          <w:bCs/>
-          <w:sz w:val="18"/>
-          <w:szCs w:val="18"/>
-        </w:rPr>
-        <w:t xml:space="preserve">Browser </w:t>
-      </w:r>
-      <w:proofErr w:type="spellStart"/>
-      <w:r>
-        <w:rPr>
-          <w:rFonts w:ascii="Arial" w:hAnsi="Arial" w:cs="Arial"/>
-          <w:bCs/>
-          <w:sz w:val="18"/>
-          <w:szCs w:val="18"/>
-        </w:rPr>
-        <w:t>DevTools</w:t>
-      </w:r>
-      <w:proofErr w:type="spellEnd"/>
-      <w:r>
-        <w:rPr>
-          <w:rFonts w:ascii="Arial" w:hAnsi="Arial" w:cs="Arial"/>
-          <w:bCs/>
-          <w:sz w:val="18"/>
-          <w:szCs w:val="18"/>
-        </w:rPr>
-        <w:t>: Elements panel (inspect and debug CSS), Network panel (monitor API requests and responses, inspect headers/payloads)</w:t>
-      </w:r>
-    </w:p>
-    <w:p>
-      <w:pPr>
-        <w:rPr>
-          <w:rFonts w:ascii="Arial" w:hAnsi="Arial" w:cs="Arial"/>
-          <w:b/>
-          <w:bCs/>
-          <w:sz w:val="18"/>
-          <w:szCs w:val="18"/>
-        </w:rPr>
-      </w:pPr>
-      <w:r>
-        <w:rPr>
-          <w:rFonts w:ascii="Arial" w:hAnsi="Arial" w:cs="Arial"/>
-          <w:b/>
-          <w:bCs/>
-          <w:sz w:val="18"/>
-          <w:szCs w:val="18"/>
-        </w:rPr>
-        <w:t>Lab 7 — HTTP and REST: Understanding APIs as a Consumer</w:t>
-      </w:r>
-    </w:p>
-    <w:p>
-      <w:pPr>
-        <w:pStyle w:val="ListParagraph"/>
-        <w:numPr>
-          <w:ilvl w:val="0"/>
-          <w:numId w:val="4"/>
-        </w:numPr>
-        <w:rPr>
-          <w:rFonts w:ascii="Arial" w:hAnsi="Arial" w:cs="Arial"/>
-          <w:bCs/>
-          <w:sz w:val="18"/>
-          <w:szCs w:val="18"/>
-        </w:rPr>
-      </w:pPr>
-      <w:r>
-        <w:rPr>
-          <w:rFonts w:ascii="Arial" w:hAnsi="Arial" w:cs="Arial"/>
-          <w:bCs/>
-          <w:sz w:val="18"/>
-          <w:szCs w:val="18"/>
-        </w:rPr>
-        <w:t>HTTP request/response cycle: methods (GET, POST, PUT, DELETE), status codes (2xx, 4xx, 5xx)</w:t>
-      </w:r>
-    </w:p>
-    <w:p>
-      <w:pPr>
-        <w:pStyle w:val="ListParagraph"/>
-        <w:numPr>
-          <w:ilvl w:val="0"/>
-          <w:numId w:val="4"/>
-        </w:numPr>
-        <w:rPr>
-          <w:rFonts w:ascii="Arial" w:hAnsi="Arial" w:cs="Arial"/>
-          <w:bCs/>
-          <w:sz w:val="18"/>
-          <w:szCs w:val="18"/>
-        </w:rPr>
-      </w:pPr>
-      <w:r>
-        <w:rPr>
-          <w:rFonts w:ascii="Arial" w:hAnsi="Arial" w:cs="Arial"/>
-          <w:bCs/>
-          <w:sz w:val="18"/>
-          <w:szCs w:val="18"/>
-        </w:rPr>
-        <w:t>Anatomy of a URL: scheme, host, path, query parameters, fragments</w:t>
-      </w:r>
-    </w:p>
-    <w:p>
-      <w:pPr>
-        <w:pStyle w:val="ListParagraph"/>
-        <w:numPr>
-          <w:ilvl w:val="0"/>
-          <w:numId w:val="4"/>
-        </w:numPr>
-        <w:rPr>
-          <w:rFonts w:ascii="Arial" w:hAnsi="Arial" w:cs="Arial"/>
-          <w:bCs/>
-          <w:sz w:val="18"/>
-          <w:szCs w:val="18"/>
-        </w:rPr>
-      </w:pPr>
-      <w:r>
-        <w:rPr>
-          <w:rFonts w:ascii="Arial" w:hAnsi="Arial" w:cs="Arial"/>
-          <w:bCs/>
-          <w:sz w:val="18"/>
-          <w:szCs w:val="18"/>
-        </w:rPr>
-        <w:t xml:space="preserve">JSON structure: objects, arrays, nesting, </w:t>
-      </w:r>
-      <w:proofErr w:type="spellStart"/>
-      <w:r>
-        <w:rPr>
-          <w:rFonts w:ascii="Arial" w:hAnsi="Arial" w:cs="Arial"/>
-          <w:bCs/>
-          <w:sz w:val="18"/>
-          <w:szCs w:val="18"/>
-        </w:rPr>
-        <w:t>JSON.parse</w:t>
-      </w:r>
-      <w:proofErr w:type="spellEnd"/>
-      <w:r>
-        <w:rPr>
-          <w:rFonts w:ascii="Arial" w:hAnsi="Arial" w:cs="Arial"/>
-          <w:bCs/>
-          <w:sz w:val="18"/>
-          <w:szCs w:val="18"/>
-        </w:rPr>
-        <w:t xml:space="preserve">() / </w:t>
-      </w:r>
-      <w:proofErr w:type="spellStart"/>
-      <w:r>
-        <w:rPr>
-          <w:rFonts w:ascii="Arial" w:hAnsi="Arial" w:cs="Arial"/>
-          <w:bCs/>
-          <w:sz w:val="18"/>
-          <w:szCs w:val="18"/>
-        </w:rPr>
-        <w:t>JSON.stringify</w:t>
-      </w:r>
-      <w:proofErr w:type="spellEnd"/>
-      <w:r>
-        <w:rPr>
-          <w:rFonts w:ascii="Arial" w:hAnsi="Arial" w:cs="Arial"/>
-          <w:bCs/>
-          <w:sz w:val="18"/>
-          <w:szCs w:val="18"/>
-        </w:rPr>
-        <w:t>()</w:t>
-      </w:r>
-    </w:p>
-    <w:p>
-      <w:pPr>
-        <w:pStyle w:val="ListParagraph"/>
-        <w:numPr>
-          <w:ilvl w:val="0"/>
-          <w:numId w:val="4"/>
-        </w:numPr>
-        <w:rPr>
-          <w:rFonts w:ascii="Arial" w:hAnsi="Arial" w:cs="Arial"/>
-          <w:bCs/>
-          <w:sz w:val="18"/>
-          <w:szCs w:val="18"/>
-        </w:rPr>
-      </w:pPr>
-      <w:r>
-        <w:rPr>
-          <w:rFonts w:ascii="Arial" w:hAnsi="Arial" w:cs="Arial"/>
-          <w:bCs/>
-          <w:sz w:val="18"/>
-          <w:szCs w:val="18"/>
-        </w:rPr>
-        <w:t>Using Postman / Thunder Client / curl to manually call a public API</w:t>
-      </w:r>
-    </w:p>
-    <w:p>
-      <w:pPr>
-        <w:pStyle w:val="ListParagraph"/>
-        <w:numPr>
-          <w:ilvl w:val="0"/>
-          <w:numId w:val="4"/>
-        </w:numPr>
-        <w:rPr>
-          <w:rFonts w:ascii="Arial" w:hAnsi="Arial" w:cs="Arial"/>
-          <w:bCs/>
-          <w:sz w:val="18"/>
-          <w:szCs w:val="18"/>
-        </w:rPr>
-      </w:pPr>
-      <w:r>
-        <w:rPr>
-          <w:rFonts w:ascii="Arial" w:hAnsi="Arial" w:cs="Arial"/>
-          <w:bCs/>
-          <w:sz w:val="18"/>
-          <w:szCs w:val="18"/>
-        </w:rPr>
-        <w:t xml:space="preserve">Reading API documentation: authentication methods (API keys, query </w:t>
-      </w:r>
-      <w:proofErr w:type="spellStart"/>
-      <w:r>
-        <w:rPr>
-          <w:rFonts w:ascii="Arial" w:hAnsi="Arial" w:cs="Arial"/>
-          <w:bCs/>
-          <w:sz w:val="18"/>
-          <w:szCs w:val="18"/>
-        </w:rPr>
-        <w:t>params</w:t>
-      </w:r>
-      <w:proofErr w:type="spellEnd"/>
-      <w:r>
-        <w:rPr>
-          <w:rFonts w:ascii="Arial" w:hAnsi="Arial" w:cs="Arial"/>
-          <w:bCs/>
-          <w:sz w:val="18"/>
-          <w:szCs w:val="18"/>
-        </w:rPr>
-        <w:t>), rate limits, example endpoints</w:t>
-      </w:r>
-    </w:p>
-    <w:p>
-      <w:pPr>
-        <w:pStyle w:val="ListParagraph"/>
-        <w:numPr>
-          <w:ilvl w:val="0"/>
-          <w:numId w:val="4"/>
-        </w:numPr>
-        <w:rPr>
-          <w:rFonts w:ascii="Arial" w:hAnsi="Arial" w:cs="Arial"/>
-          <w:bCs/>
-          <w:sz w:val="18"/>
-          <w:szCs w:val="18"/>
-        </w:rPr>
-      </w:pPr>
-      <w:r>
-        <w:rPr>
-          <w:rFonts w:ascii="Arial" w:hAnsi="Arial" w:cs="Arial"/>
-          <w:bCs/>
-          <w:sz w:val="18"/>
-          <w:szCs w:val="18"/>
-        </w:rPr>
-        <w:t>Note: This lab positions students as consumers of APIs; building API servers is covered in later courses.</w:t>
-      </w:r>
-    </w:p>
-    <w:p>
-      <w:pPr>
-        <w:rPr>
-          <w:rFonts w:ascii="Arial" w:hAnsi="Arial" w:cs="Arial"/>
-          <w:b/>
-          <w:bCs/>
-          <w:sz w:val="18"/>
-          <w:szCs w:val="18"/>
-        </w:rPr>
-      </w:pPr>
-      <w:r>
-        <w:rPr>
-          <w:rFonts w:ascii="Arial" w:hAnsi="Arial" w:cs="Arial"/>
-          <w:b/>
-          <w:bCs/>
-          <w:sz w:val="18"/>
-          <w:szCs w:val="18"/>
-        </w:rPr>
-        <w:t>Lab 8 — React.js Basics: Components, Props, State, and Hooks</w:t>
-      </w:r>
-    </w:p>
-    <w:p>
-      <w:pPr>
-        <w:pStyle w:val="ListParagraph"/>
-        <w:numPr>
-          <w:ilvl w:val="0"/>
-          <w:numId w:val="4"/>
-        </w:numPr>
-        <w:rPr>
-          <w:rFonts w:ascii="Arial" w:hAnsi="Arial" w:cs="Arial"/>
-          <w:bCs/>
-          <w:sz w:val="18"/>
-          <w:szCs w:val="18"/>
-        </w:rPr>
-      </w:pPr>
-      <w:r>
-        <w:rPr>
-          <w:rFonts w:ascii="Arial" w:hAnsi="Arial" w:cs="Arial"/>
-          <w:bCs/>
-          <w:sz w:val="18"/>
-          <w:szCs w:val="18"/>
-        </w:rPr>
-        <w:t xml:space="preserve">Setting up a React app with </w:t>
-      </w:r>
-      <w:proofErr w:type="spellStart"/>
-      <w:r>
-        <w:rPr>
-          <w:rFonts w:ascii="Arial" w:hAnsi="Arial" w:cs="Arial"/>
-          <w:bCs/>
-          <w:sz w:val="18"/>
-          <w:szCs w:val="18"/>
-        </w:rPr>
-        <w:t>Vite</w:t>
-      </w:r>
-      <w:proofErr w:type="spellEnd"/>
-      <w:r>
-        <w:rPr>
-          <w:rFonts w:ascii="Arial" w:hAnsi="Arial" w:cs="Arial"/>
-          <w:bCs/>
-          <w:sz w:val="18"/>
-          <w:szCs w:val="18"/>
-        </w:rPr>
-        <w:t xml:space="preserve"> (</w:t>
-      </w:r>
-      <w:proofErr w:type="spellStart"/>
-      <w:r>
-        <w:rPr>
-          <w:rFonts w:ascii="Arial" w:hAnsi="Arial" w:cs="Arial"/>
-          <w:bCs/>
-          <w:sz w:val="18"/>
-          <w:szCs w:val="18"/>
-        </w:rPr>
-        <w:t>npm</w:t>
-      </w:r>
-      <w:proofErr w:type="spellEnd"/>
-      <w:r>
-        <w:rPr>
-          <w:rFonts w:ascii="Arial" w:hAnsi="Arial" w:cs="Arial"/>
-          <w:bCs/>
-          <w:sz w:val="18"/>
-          <w:szCs w:val="18"/>
-        </w:rPr>
-        <w:t xml:space="preserve"> create </w:t>
-      </w:r>
-      <w:proofErr w:type="spellStart"/>
-      <w:r>
-        <w:rPr>
-          <w:rFonts w:ascii="Arial" w:hAnsi="Arial" w:cs="Arial"/>
-          <w:bCs/>
-          <w:sz w:val="18"/>
-          <w:szCs w:val="18"/>
-        </w:rPr>
-        <w:t>vite@latest</w:t>
-      </w:r>
-      <w:proofErr w:type="spellEnd"/>
-      <w:r>
-        <w:rPr>
-          <w:rFonts w:ascii="Arial" w:hAnsi="Arial" w:cs="Arial"/>
-          <w:bCs/>
-          <w:sz w:val="18"/>
-          <w:szCs w:val="18"/>
-        </w:rPr>
-        <w:t>)</w:t>
-      </w:r>
-    </w:p>
-    <w:p>
-      <w:pPr>
-        <w:pStyle w:val="ListParagraph"/>
-        <w:numPr>
-          <w:ilvl w:val="0"/>
-          <w:numId w:val="4"/>
-        </w:numPr>
-        <w:rPr>
-          <w:rFonts w:ascii="Arial" w:hAnsi="Arial" w:cs="Arial"/>
-          <w:bCs/>
-          <w:sz w:val="18"/>
-          <w:szCs w:val="18"/>
-        </w:rPr>
-      </w:pPr>
-      <w:r>
-        <w:rPr>
-          <w:rFonts w:ascii="Arial" w:hAnsi="Arial" w:cs="Arial"/>
-          <w:bCs/>
-          <w:sz w:val="18"/>
-          <w:szCs w:val="18"/>
-        </w:rPr>
-        <w:t>JSX syntax and the virtual DOM concept</w:t>
-      </w:r>
-    </w:p>
-    <w:p>
-      <w:pPr>
-        <w:pStyle w:val="ListParagraph"/>
-        <w:numPr>
-          <w:ilvl w:val="0"/>
-          <w:numId w:val="4"/>
-        </w:numPr>
-        <w:rPr>
-          <w:rFonts w:ascii="Arial" w:hAnsi="Arial" w:cs="Arial"/>
-          <w:bCs/>
-          <w:sz w:val="18"/>
-          <w:szCs w:val="18"/>
-        </w:rPr>
-      </w:pPr>
-      <w:r>
-        <w:rPr>
-          <w:rFonts w:ascii="Arial" w:hAnsi="Arial" w:cs="Arial"/>
-          <w:bCs/>
-          <w:sz w:val="18"/>
-          <w:szCs w:val="18"/>
-        </w:rPr>
-        <w:t>Functional components: defining, composing, and rendering</w:t>
-      </w:r>
-    </w:p>
-    <w:p>
-      <w:pPr>
-        <w:pStyle w:val="ListParagraph"/>
-        <w:numPr>
-          <w:ilvl w:val="0"/>
-          <w:numId w:val="4"/>
-        </w:numPr>
-        <w:rPr>
-          <w:rFonts w:ascii="Arial" w:hAnsi="Arial" w:cs="Arial"/>
-          <w:bCs/>
-          <w:sz w:val="18"/>
-          <w:szCs w:val="18"/>
-        </w:rPr>
-      </w:pPr>
-      <w:r>
-        <w:rPr>
-          <w:rFonts w:ascii="Arial" w:hAnsi="Arial" w:cs="Arial"/>
-          <w:bCs/>
-          <w:sz w:val="18"/>
-          <w:szCs w:val="18"/>
-        </w:rPr>
-        <w:t xml:space="preserve">Props: passing data from parent to child, </w:t>
-      </w:r>
-      <w:proofErr w:type="spellStart"/>
-      <w:r>
-        <w:rPr>
-          <w:rFonts w:ascii="Arial" w:hAnsi="Arial" w:cs="Arial"/>
-          <w:bCs/>
-          <w:sz w:val="18"/>
-          <w:szCs w:val="18"/>
-        </w:rPr>
-        <w:t>PropTypes</w:t>
-      </w:r>
-      <w:proofErr w:type="spellEnd"/>
-      <w:r>
-        <w:rPr>
-          <w:rFonts w:ascii="Arial" w:hAnsi="Arial" w:cs="Arial"/>
-          <w:bCs/>
-          <w:sz w:val="18"/>
-          <w:szCs w:val="18"/>
-        </w:rPr>
-        <w:t xml:space="preserve"> for type checking</w:t>
-      </w:r>
-    </w:p>
-    <w:p>
-      <w:pPr>
-        <w:pStyle w:val="ListParagraph"/>
-        <w:numPr>
-          <w:ilvl w:val="0"/>
-          <w:numId w:val="4"/>
-        </w:numPr>
-        <w:rPr>
-          <w:rFonts w:ascii="Arial" w:hAnsi="Arial" w:cs="Arial"/>
-          <w:bCs/>
-          <w:sz w:val="18"/>
-          <w:szCs w:val="18"/>
-        </w:rPr>
-      </w:pPr>
-      <w:r>
-        <w:rPr>
-          <w:rFonts w:ascii="Arial" w:hAnsi="Arial" w:cs="Arial"/>
-          <w:bCs/>
-          <w:sz w:val="18"/>
-          <w:szCs w:val="18"/>
-        </w:rPr>
-        <w:t xml:space="preserve">State with </w:t>
-      </w:r>
-      <w:proofErr w:type="spellStart"/>
-      <w:r>
-        <w:rPr>
-          <w:rFonts w:ascii="Arial" w:hAnsi="Arial" w:cs="Arial"/>
-          <w:bCs/>
-          <w:sz w:val="18"/>
-          <w:szCs w:val="18"/>
-        </w:rPr>
-        <w:t>useState</w:t>
-      </w:r>
-      <w:proofErr w:type="spellEnd"/>
-      <w:r>
-        <w:rPr>
-          <w:rFonts w:ascii="Arial" w:hAnsi="Arial" w:cs="Arial"/>
-          <w:bCs/>
-          <w:sz w:val="18"/>
-          <w:szCs w:val="18"/>
-        </w:rPr>
-        <w:t>: managing and updating local component state</w:t>
-      </w:r>
-    </w:p>
-    <w:p>
-      <w:pPr>
-        <w:pStyle w:val="ListParagraph"/>
-        <w:numPr>
-          <w:ilvl w:val="0"/>
-          <w:numId w:val="4"/>
-        </w:numPr>
-        <w:rPr>
-          <w:rFonts w:ascii="Arial" w:hAnsi="Arial" w:cs="Arial"/>
-          <w:bCs/>
-          <w:sz w:val="18"/>
-          <w:szCs w:val="18"/>
-        </w:rPr>
-      </w:pPr>
-      <w:r>
-        <w:rPr>
-          <w:rFonts w:ascii="Arial" w:hAnsi="Arial" w:cs="Arial"/>
-          <w:bCs/>
-          <w:sz w:val="18"/>
-          <w:szCs w:val="18"/>
-        </w:rPr>
-        <w:t xml:space="preserve">Side effects with </w:t>
-      </w:r>
-      <w:proofErr w:type="spellStart"/>
-      <w:r>
-        <w:rPr>
-          <w:rFonts w:ascii="Arial" w:hAnsi="Arial" w:cs="Arial"/>
-          <w:bCs/>
-          <w:sz w:val="18"/>
-          <w:szCs w:val="18"/>
-        </w:rPr>
-        <w:t>useEffect</w:t>
-      </w:r>
-      <w:proofErr w:type="spellEnd"/>
-      <w:r>
-        <w:rPr>
-          <w:rFonts w:ascii="Arial" w:hAnsi="Arial" w:cs="Arial"/>
-          <w:bCs/>
-          <w:sz w:val="18"/>
-          <w:szCs w:val="18"/>
-        </w:rPr>
-        <w:t>: running code on mount, dependency arrays</w:t>
-      </w:r>
-    </w:p>
-    <w:p>
-      <w:pPr>
-        <w:pStyle w:val="ListParagraph"/>
-        <w:numPr>
-          <w:ilvl w:val="0"/>
-          <w:numId w:val="4"/>
-        </w:numPr>
-        <w:rPr>
-          <w:rFonts w:ascii="Arial" w:hAnsi="Arial" w:cs="Arial"/>
-          <w:bCs/>
-          <w:sz w:val="18"/>
-          <w:szCs w:val="18"/>
-        </w:rPr>
-      </w:pPr>
-      <w:r>
-        <w:rPr>
-          <w:rFonts w:ascii="Arial" w:hAnsi="Arial" w:cs="Arial"/>
-          <w:bCs/>
-          <w:sz w:val="18"/>
-          <w:szCs w:val="18"/>
-        </w:rPr>
-        <w:t>Practice: build a small static card-list UI (no API yet) to solidify component thinking before introducing live data</w:t>
-      </w:r>
-    </w:p>
-    <w:p>
-      <w:pPr>
-        <w:rPr>
-          <w:rFonts w:ascii="Arial" w:hAnsi="Arial" w:cs="Arial"/>
-          <w:b/>
-          <w:bCs/>
-          <w:sz w:val="18"/>
-          <w:szCs w:val="18"/>
-        </w:rPr>
-      </w:pPr>
-      <w:r>
-        <w:rPr>
-          <w:rFonts w:ascii="Arial" w:hAnsi="Arial" w:cs="Arial"/>
-          <w:b/>
-          <w:bCs/>
-          <w:sz w:val="18"/>
-          <w:szCs w:val="18"/>
-        </w:rPr>
-        <w:t>Lab 9 — Public API Integration: Consuming REST APIs with React</w:t>
-      </w:r>
-    </w:p>
-    <w:p>
-      <w:pPr>
-        <w:pStyle w:val="ListParagraph"/>
-        <w:numPr>
-          <w:ilvl w:val="0"/>
-          <w:numId w:val="4"/>
-        </w:numPr>
-        <w:rPr>
-          <w:rFonts w:ascii="Arial" w:hAnsi="Arial" w:cs="Arial"/>
-          <w:bCs/>
-          <w:sz w:val="18"/>
-          <w:szCs w:val="18"/>
-        </w:rPr>
-      </w:pPr>
-      <w:r>
-        <w:rPr>
-          <w:rFonts w:ascii="Arial" w:hAnsi="Arial" w:cs="Arial"/>
-          <w:bCs/>
-          <w:sz w:val="18"/>
-          <w:szCs w:val="18"/>
-        </w:rPr>
-        <w:t xml:space="preserve">Connect to a simple public API (e.g., </w:t>
-      </w:r>
-      <w:proofErr w:type="spellStart"/>
-      <w:r>
-        <w:rPr>
-          <w:rFonts w:ascii="Arial" w:hAnsi="Arial" w:cs="Arial"/>
-          <w:bCs/>
-          <w:sz w:val="18"/>
-          <w:szCs w:val="18"/>
-        </w:rPr>
-        <w:t>JSONPlaceholder</w:t>
-      </w:r>
-      <w:proofErr w:type="spellEnd"/>
-      <w:r>
-        <w:rPr>
-          <w:rFonts w:ascii="Arial" w:hAnsi="Arial" w:cs="Arial"/>
-          <w:bCs/>
-          <w:sz w:val="18"/>
-          <w:szCs w:val="18"/>
-        </w:rPr>
-        <w:t xml:space="preserve"> (https://jsonplaceholder.typicode.com) or REST Countries (https://restcountries.com)) using </w:t>
-      </w:r>
-      <w:proofErr w:type="spellStart"/>
-      <w:r>
-        <w:rPr>
-          <w:rFonts w:ascii="Arial" w:hAnsi="Arial" w:cs="Arial"/>
-          <w:bCs/>
-          <w:sz w:val="18"/>
-          <w:szCs w:val="18"/>
-        </w:rPr>
-        <w:t>useEffect</w:t>
-      </w:r>
-      <w:proofErr w:type="spellEnd"/>
-      <w:r>
-        <w:rPr>
-          <w:rFonts w:ascii="Arial" w:hAnsi="Arial" w:cs="Arial"/>
-          <w:bCs/>
-          <w:sz w:val="18"/>
-          <w:szCs w:val="18"/>
-        </w:rPr>
-        <w:t xml:space="preserve"> + Fetch inside a React component</w:t>
-      </w:r>
-    </w:p>
-    <w:p>
-      <w:pPr>
-        <w:pStyle w:val="ListParagraph"/>
-        <w:numPr>
-          <w:ilvl w:val="0"/>
-          <w:numId w:val="4"/>
-        </w:numPr>
-        <w:rPr>
-          <w:rFonts w:ascii="Arial" w:hAnsi="Arial" w:cs="Arial"/>
-          <w:bCs/>
-          <w:sz w:val="18"/>
-          <w:szCs w:val="18"/>
-        </w:rPr>
-      </w:pPr>
-      <w:r>
-        <w:rPr>
-          <w:rFonts w:ascii="Arial" w:hAnsi="Arial" w:cs="Arial"/>
-          <w:bCs/>
-          <w:sz w:val="18"/>
-          <w:szCs w:val="18"/>
-        </w:rPr>
-        <w:t>Display a list of fetched items as reusable card components</w:t>
-      </w:r>
-    </w:p>
-    <w:p>
-      <w:pPr>
-        <w:pStyle w:val="ListParagraph"/>
-        <w:numPr>
-          <w:ilvl w:val="0"/>
-          <w:numId w:val="4"/>
-        </w:numPr>
-        <w:rPr>
-          <w:rFonts w:ascii="Arial" w:hAnsi="Arial" w:cs="Arial"/>
-          <w:bCs/>
-          <w:sz w:val="18"/>
-          <w:szCs w:val="18"/>
-        </w:rPr>
-      </w:pPr>
-      <w:r>
-        <w:rPr>
-          <w:rFonts w:ascii="Arial" w:hAnsi="Arial" w:cs="Arial"/>
-          <w:bCs/>
-          <w:sz w:val="18"/>
-          <w:szCs w:val="18"/>
-        </w:rPr>
-        <w:t>Implement loading spinner state and error boundary message</w:t>
-      </w:r>
-    </w:p>
-    <w:p>
-      <w:pPr>
-        <w:pStyle w:val="ListParagraph"/>
-        <w:numPr>
-          <w:ilvl w:val="0"/>
-          <w:numId w:val="4"/>
-        </w:numPr>
-        <w:rPr>
-          <w:rFonts w:ascii="Arial" w:hAnsi="Arial" w:cs="Arial"/>
-          <w:bCs/>
-          <w:sz w:val="18"/>
-          <w:szCs w:val="18"/>
-        </w:rPr>
-      </w:pPr>
-      <w:r>
-        <w:rPr>
-          <w:rFonts w:ascii="Arial" w:hAnsi="Arial" w:cs="Arial"/>
-          <w:bCs/>
-          <w:sz w:val="18"/>
-          <w:szCs w:val="18"/>
-        </w:rPr>
-        <w:t>Practice: passing fetched data down as props, conditional rendering (&amp;&amp;, ternary)</w:t>
-      </w:r>
-    </w:p>
-    <w:p>
-      <w:pPr>
-        <w:rPr>
-          <w:rFonts w:ascii="Arial" w:hAnsi="Arial" w:cs="Arial"/>
-          <w:b/>
-          <w:bCs/>
-          <w:sz w:val="18"/>
-          <w:szCs w:val="18"/>
-        </w:rPr>
-      </w:pPr>
-      <w:r>
-        <w:rPr>
-          <w:rFonts w:ascii="Arial" w:hAnsi="Arial" w:cs="Arial"/>
-          <w:b/>
-          <w:bCs/>
-          <w:sz w:val="18"/>
-          <w:szCs w:val="18"/>
-        </w:rPr>
-        <w:t>Lab 10 — React.js Capstone: Meal Explorer App (Final Project)</w:t>
-      </w:r>
-    </w:p>
-    <w:p>
-      <w:pPr>
-        <w:pStyle w:val="BodyTextCustom"/>
-        <w:ind w:left="720"/>
-        <w:rPr>
-          <w:rFonts w:eastAsiaTheme="minorHAnsi" w:cs="Arial"/>
-          <w:bCs/>
-          <w:sz w:val="18"/>
-          <w:szCs w:val="18"/>
-          <w:lang w:bidi="bn-BD"/>
-        </w:rPr>
-      </w:pPr>
-      <w:r>
-        <w:rPr>
-          <w:rFonts w:eastAsiaTheme="minorHAnsi" w:cs="Arial"/>
-          <w:bCs/>
-          <w:sz w:val="18"/>
-          <w:szCs w:val="18"/>
-          <w:lang w:bidi="bn-BD"/>
-        </w:rPr>
-        <w:t xml:space="preserve">Build a complete multi-page Meal Explorer application using the </w:t>
-      </w:r>
-      <w:proofErr w:type="spellStart"/>
-      <w:r>
-        <w:rPr>
-          <w:rFonts w:eastAsiaTheme="minorHAnsi" w:cs="Arial"/>
-          <w:bCs/>
-          <w:sz w:val="18"/>
-          <w:szCs w:val="18"/>
-          <w:lang w:bidi="bn-BD"/>
-        </w:rPr>
-        <w:t>TheMealDB</w:t>
-      </w:r>
-      <w:proofErr w:type="spellEnd"/>
-      <w:r>
-        <w:rPr>
-          <w:rFonts w:eastAsiaTheme="minorHAnsi" w:cs="Arial"/>
-          <w:bCs/>
-          <w:sz w:val="18"/>
-          <w:szCs w:val="18"/>
-          <w:lang w:bidi="bn-BD"/>
-        </w:rPr>
-        <w:t xml:space="preserve"> API (https://www.themealdb.com/api.php) (free, no </w:t>
-      </w:r>
-      <w:proofErr w:type="spellStart"/>
-      <w:r>
-        <w:rPr>
-          <w:rFonts w:eastAsiaTheme="minorHAnsi" w:cs="Arial"/>
-          <w:bCs/>
-          <w:sz w:val="18"/>
-          <w:szCs w:val="18"/>
-          <w:lang w:bidi="bn-BD"/>
-        </w:rPr>
-        <w:t>auth</w:t>
-      </w:r>
-      <w:proofErr w:type="spellEnd"/>
-      <w:r>
-        <w:rPr>
-          <w:rFonts w:eastAsiaTheme="minorHAnsi" w:cs="Arial"/>
-          <w:bCs/>
-          <w:sz w:val="18"/>
-          <w:szCs w:val="18"/>
-          <w:lang w:bidi="bn-BD"/>
-        </w:rPr>
-        <w:t xml:space="preserve"> required).</w:t>
-      </w:r>
-    </w:p>
-    <w:p>
-      <w:pPr>
-        <w:rPr>
-          <w:rFonts w:ascii="Arial" w:hAnsi="Arial" w:cs="Arial"/>
-          <w:b/>
-          <w:bCs/>
-          <w:sz w:val="18"/>
-          <w:szCs w:val="18"/>
-        </w:rPr>
-      </w:pPr>
-    </w:p>
-    <w:p>
-      <w:pPr>
-        <w:rPr>
-          <w:rFonts w:ascii="Arial" w:hAnsi="Arial" w:cs="Arial"/>
-          <w:b/>
-          <w:bCs/>
-          <w:sz w:val="18"/>
-          <w:szCs w:val="18"/>
-        </w:rPr>
-      </w:pPr>
-      <w:r>
-        <w:rPr>
-          <w:rFonts w:ascii="Arial" w:hAnsi="Arial" w:cs="Arial"/>
-          <w:b/>
-          <w:bCs/>
-          <w:sz w:val="18"/>
-          <w:szCs w:val="18"/>
-        </w:rPr>
-        <w:t>App screens and features:</w:t>
-      </w:r>
-    </w:p>
-    <w:tbl>
-      <w:tblPr>
-        <w:tblW w:w="0" w:type="auto"/>
-        <w:jc w:val="center"/>
-        <w:tblBorders>
-          <w:top w:val="single" w:sz="8" w:space="0" w:color="CFCFCF"/>
-          <w:left w:val="single" w:sz="8" w:space="0" w:color="CFCFCF"/>
-          <w:bottom w:val="single" w:sz="8" w:space="0" w:color="CFCFCF"/>
-          <w:right w:val="single" w:sz="8" w:space="0" w:color="CFCFCF"/>
-          <w:insideH w:val="single" w:sz="8" w:space="0" w:color="CFCFCF"/>
-          <w:insideV w:val="single" w:sz="8" w:space="0" w:color="CFCFCF"/>
-        </w:tblBorders>
-        <w:tblLook w:val="04A0" w:firstRow="1" w:lastRow="0" w:firstColumn="1" w:lastColumn="0" w:noHBand="0" w:noVBand="1"/>
-      </w:tblPr>
-      <w:tblGrid>
-        <w:gridCol w:w="1976"/>
-        <w:gridCol w:w="1997"/>
-        <w:gridCol w:w="5367"/>
-      </w:tblGrid>
-      <w:tr>
-        <w:trPr>
-          <w:jc w:val="center"/>
-        </w:trPr>
-        <w:tc>
-          <w:tcPr>
-            <w:tcW w:w="0" w:type="auto"/>
-            <w:shd w:val="clear" w:color="auto" w:fill="F5F5F5"/>
-            <w:tcMar>
-              <w:top w:w="80" w:type="dxa"/>
-              <w:left w:w="100" w:type="dxa"/>
-              <w:bottom w:w="80" w:type="dxa"/>
-              <w:right w:w="100" w:type="dxa"/>
-            </w:tcMar>
-          </w:tcPr>
-          <w:p>
-            <w:pPr>
-              <w:jc w:val="center"/>
-              <w:rPr>
-                <w:rFonts w:ascii="Arial" w:hAnsi="Arial" w:cs="Arial"/>
-                <w:sz w:val="18"/>
-                <w:szCs w:val="18"/>
-              </w:rPr>
-            </w:pPr>
-            <w:r>
-              <w:rPr>
-                <w:rFonts w:ascii="Arial" w:hAnsi="Arial" w:cs="Arial"/>
-                <w:b/>
-                <w:sz w:val="18"/>
-                <w:szCs w:val="18"/>
-              </w:rPr>
-              <w:t>Screen</w:t>
-            </w:r>
-          </w:p>
-        </w:tc>
-        <w:tc>
-          <w:tcPr>
-            <w:tcW w:w="0" w:type="auto"/>
-            <w:shd w:val="clear" w:color="auto" w:fill="F5F5F5"/>
-            <w:tcMar>
-              <w:top w:w="80" w:type="dxa"/>
-              <w:left w:w="100" w:type="dxa"/>
-              <w:bottom w:w="80" w:type="dxa"/>
-              <w:right w:w="100" w:type="dxa"/>
-            </w:tcMar>
-          </w:tcPr>
-          <w:p>
-            <w:pPr>
-              <w:jc w:val="center"/>
-              <w:rPr>
-                <w:rFonts w:ascii="Arial" w:hAnsi="Arial" w:cs="Arial"/>
-                <w:sz w:val="18"/>
-                <w:szCs w:val="18"/>
-              </w:rPr>
-            </w:pPr>
-            <w:r>
-              <w:rPr>
-                <w:rFonts w:ascii="Arial" w:hAnsi="Arial" w:cs="Arial"/>
-                <w:b/>
-                <w:sz w:val="18"/>
-                <w:szCs w:val="18"/>
-              </w:rPr>
-              <w:t>API Endpoint</w:t>
-            </w:r>
-          </w:p>
-        </w:tc>
-        <w:tc>
-          <w:tcPr>
-            <w:tcW w:w="0" w:type="auto"/>
-            <w:shd w:val="clear" w:color="auto" w:fill="F5F5F5"/>
-            <w:tcMar>
-              <w:top w:w="80" w:type="dxa"/>
-              <w:left w:w="100" w:type="dxa"/>
-              <w:bottom w:w="80" w:type="dxa"/>
-              <w:right w:w="100" w:type="dxa"/>
-            </w:tcMar>
-          </w:tcPr>
-          <w:p>
-            <w:pPr>
-              <w:jc w:val="center"/>
-              <w:rPr>
-                <w:rFonts w:ascii="Arial" w:hAnsi="Arial" w:cs="Arial"/>
-                <w:sz w:val="18"/>
-                <w:szCs w:val="18"/>
-              </w:rPr>
-            </w:pPr>
-            <w:r>
-              <w:rPr>
-                <w:rFonts w:ascii="Arial" w:hAnsi="Arial" w:cs="Arial"/>
-                <w:b/>
-                <w:sz w:val="18"/>
-                <w:szCs w:val="18"/>
-              </w:rPr>
-              <w:t>Key Feature</w:t>
-            </w:r>
-          </w:p>
-        </w:tc>
-      </w:tr>
-      <w:tr>
-        <w:trPr>
-          <w:jc w:val="center"/>
-        </w:trPr>
-        <w:tc>
-          <w:tcPr>
-            <w:tcW w:w="0" w:type="auto"/>
-            <w:tcMar>
-              <w:top w:w="80" w:type="dxa"/>
-              <w:left w:w="100" w:type="dxa"/>
-              <w:bottom w:w="80" w:type="dxa"/>
-              <w:right w:w="100" w:type="dxa"/>
-            </w:tcMar>
-          </w:tcPr>
-          <w:p>
-            <w:pPr>
-              <w:rPr>
-                <w:rFonts w:ascii="Arial" w:hAnsi="Arial" w:cs="Arial"/>
-                <w:sz w:val="18"/>
-                <w:szCs w:val="18"/>
-              </w:rPr>
-            </w:pPr>
-            <w:r>
-              <w:rPr>
-                <w:rFonts w:ascii="Arial" w:hAnsi="Arial" w:cs="Arial"/>
-                <w:b/>
-                <w:sz w:val="18"/>
-                <w:szCs w:val="18"/>
-              </w:rPr>
-              <w:t>Categories Page</w:t>
-            </w:r>
-          </w:p>
-        </w:tc>
-        <w:tc>
-          <w:tcPr>
-            <w:tcW w:w="0" w:type="auto"/>
-            <w:tcMar>
-              <w:top w:w="80" w:type="dxa"/>
-              <w:left w:w="100" w:type="dxa"/>
-              <w:bottom w:w="80" w:type="dxa"/>
-              <w:right w:w="100" w:type="dxa"/>
-            </w:tcMar>
-          </w:tcPr>
-          <w:p>
-            <w:pPr>
-              <w:rPr>
-                <w:rFonts w:ascii="Arial" w:hAnsi="Arial" w:cs="Arial"/>
-                <w:sz w:val="18"/>
-                <w:szCs w:val="18"/>
-              </w:rPr>
-            </w:pPr>
-            <w:proofErr w:type="spellStart"/>
-            <w:r>
-              <w:rPr>
-                <w:rFonts w:ascii="Arial" w:hAnsi="Arial" w:cs="Arial"/>
-                <w:sz w:val="18"/>
-                <w:szCs w:val="18"/>
-              </w:rPr>
-              <w:t>categories.php</w:t>
-            </w:r>
-            <w:proofErr w:type="spellEnd"/>
-          </w:p>
-        </w:tc>
-        <w:tc>
-          <w:tcPr>
-            <w:tcW w:w="0" w:type="auto"/>
-            <w:tcMar>
-              <w:top w:w="80" w:type="dxa"/>
-              <w:left w:w="100" w:type="dxa"/>
-              <w:bottom w:w="80" w:type="dxa"/>
-              <w:right w:w="100" w:type="dxa"/>
-            </w:tcMar>
-          </w:tcPr>
-          <w:p>
-            <w:pPr>
-              <w:rPr>
-                <w:rFonts w:ascii="Arial" w:hAnsi="Arial" w:cs="Arial"/>
-                <w:sz w:val="18"/>
-                <w:szCs w:val="18"/>
-              </w:rPr>
-            </w:pPr>
-            <w:r>
-              <w:rPr>
-                <w:rFonts w:ascii="Arial" w:hAnsi="Arial" w:cs="Arial"/>
-                <w:sz w:val="18"/>
-                <w:szCs w:val="18"/>
-              </w:rPr>
-              <w:t>Display all meal categories as clickable cards with thumbnail and description</w:t>
-            </w:r>
-          </w:p>
-        </w:tc>
-      </w:tr>
-      <w:tr>
-        <w:trPr>
-          <w:jc w:val="center"/>
-        </w:trPr>
-        <w:tc>
-          <w:tcPr>
-            <w:tcW w:w="0" w:type="auto"/>
-            <w:tcMar>
-              <w:top w:w="80" w:type="dxa"/>
-              <w:left w:w="100" w:type="dxa"/>
-              <w:bottom w:w="80" w:type="dxa"/>
-              <w:right w:w="100" w:type="dxa"/>
-            </w:tcMar>
-          </w:tcPr>
-          <w:p>
-            <w:pPr>
-              <w:rPr>
-                <w:rFonts w:ascii="Arial" w:hAnsi="Arial" w:cs="Arial"/>
-                <w:sz w:val="18"/>
-                <w:szCs w:val="18"/>
-              </w:rPr>
-            </w:pPr>
-            <w:r>
-              <w:rPr>
-                <w:rFonts w:ascii="Arial" w:hAnsi="Arial" w:cs="Arial"/>
-                <w:b/>
-                <w:sz w:val="18"/>
-                <w:szCs w:val="18"/>
-              </w:rPr>
-              <w:t>Meals by Category Page</w:t>
-            </w:r>
-          </w:p>
-        </w:tc>
-        <w:tc>
-          <w:tcPr>
-            <w:tcW w:w="0" w:type="auto"/>
-            <w:tcMar>
-              <w:top w:w="80" w:type="dxa"/>
-              <w:left w:w="100" w:type="dxa"/>
-              <w:bottom w:w="80" w:type="dxa"/>
-              <w:right w:w="100" w:type="dxa"/>
-            </w:tcMar>
-          </w:tcPr>
-          <w:p>
-            <w:pPr>
-              <w:rPr>
-                <w:rFonts w:ascii="Arial" w:hAnsi="Arial" w:cs="Arial"/>
-                <w:sz w:val="18"/>
-                <w:szCs w:val="18"/>
-              </w:rPr>
-            </w:pPr>
-            <w:proofErr w:type="spellStart"/>
-            <w:r>
-              <w:rPr>
-                <w:rFonts w:ascii="Arial" w:hAnsi="Arial" w:cs="Arial"/>
-                <w:sz w:val="18"/>
-                <w:szCs w:val="18"/>
-              </w:rPr>
-              <w:t>filter.php?c</w:t>
-            </w:r>
-            <w:proofErr w:type="spellEnd"/>
-            <w:r>
-              <w:rPr>
-                <w:rFonts w:ascii="Arial" w:hAnsi="Arial" w:cs="Arial"/>
-                <w:sz w:val="18"/>
-                <w:szCs w:val="18"/>
-              </w:rPr>
-              <w:t>={category}</w:t>
-            </w:r>
-          </w:p>
-        </w:tc>
-        <w:tc>
-          <w:tcPr>
-            <w:tcW w:w="0" w:type="auto"/>
-            <w:tcMar>
-              <w:top w:w="80" w:type="dxa"/>
-              <w:left w:w="100" w:type="dxa"/>
-              <w:bottom w:w="80" w:type="dxa"/>
-              <w:right w:w="100" w:type="dxa"/>
-            </w:tcMar>
-          </w:tcPr>
-          <w:p>
-            <w:pPr>
-              <w:rPr>
-                <w:rFonts w:ascii="Arial" w:hAnsi="Arial" w:cs="Arial"/>
-                <w:sz w:val="18"/>
-                <w:szCs w:val="18"/>
-              </w:rPr>
-            </w:pPr>
-            <w:r>
-              <w:rPr>
-                <w:rFonts w:ascii="Arial" w:hAnsi="Arial" w:cs="Arial"/>
-                <w:sz w:val="18"/>
-                <w:szCs w:val="18"/>
-              </w:rPr>
-              <w:t>On category click, show all meals in that category as a responsive grid</w:t>
-            </w:r>
-          </w:p>
-        </w:tc>
-      </w:tr>
-      <w:tr>
-        <w:trPr>
-          <w:jc w:val="center"/>
-        </w:trPr>
-        <w:tc>
-          <w:tcPr>
-            <w:tcW w:w="0" w:type="auto"/>
-            <w:tcMar>
-              <w:top w:w="80" w:type="dxa"/>
-              <w:left w:w="100" w:type="dxa"/>
-              <w:bottom w:w="80" w:type="dxa"/>
-              <w:right w:w="100" w:type="dxa"/>
-            </w:tcMar>
-          </w:tcPr>
-          <w:p>
-            <w:pPr>
-              <w:rPr>
-                <w:rFonts w:ascii="Arial" w:hAnsi="Arial" w:cs="Arial"/>
-                <w:sz w:val="18"/>
-                <w:szCs w:val="18"/>
-              </w:rPr>
-            </w:pPr>
-            <w:r>
-              <w:rPr>
-                <w:rFonts w:ascii="Arial" w:hAnsi="Arial" w:cs="Arial"/>
-                <w:b/>
-                <w:sz w:val="18"/>
-                <w:szCs w:val="18"/>
-              </w:rPr>
-              <w:lastRenderedPageBreak/>
-              <w:t>Meal Details Page</w:t>
-            </w:r>
-          </w:p>
-        </w:tc>
-        <w:tc>
-          <w:tcPr>
-            <w:tcW w:w="0" w:type="auto"/>
-            <w:tcMar>
-              <w:top w:w="80" w:type="dxa"/>
-              <w:left w:w="100" w:type="dxa"/>
-              <w:bottom w:w="80" w:type="dxa"/>
-              <w:right w:w="100" w:type="dxa"/>
-            </w:tcMar>
-          </w:tcPr>
-          <w:p>
-            <w:pPr>
-              <w:rPr>
-                <w:rFonts w:ascii="Arial" w:hAnsi="Arial" w:cs="Arial"/>
-                <w:sz w:val="18"/>
-                <w:szCs w:val="18"/>
-              </w:rPr>
-            </w:pPr>
-            <w:proofErr w:type="spellStart"/>
-            <w:r>
-              <w:rPr>
-                <w:rFonts w:ascii="Arial" w:hAnsi="Arial" w:cs="Arial"/>
-                <w:sz w:val="18"/>
-                <w:szCs w:val="18"/>
-              </w:rPr>
-              <w:t>lookup.php?i</w:t>
-            </w:r>
-            <w:proofErr w:type="spellEnd"/>
-            <w:r>
-              <w:rPr>
-                <w:rFonts w:ascii="Arial" w:hAnsi="Arial" w:cs="Arial"/>
-                <w:sz w:val="18"/>
-                <w:szCs w:val="18"/>
-              </w:rPr>
-              <w:t>={</w:t>
-            </w:r>
-            <w:proofErr w:type="spellStart"/>
-            <w:r>
-              <w:rPr>
-                <w:rFonts w:ascii="Arial" w:hAnsi="Arial" w:cs="Arial"/>
-                <w:sz w:val="18"/>
-                <w:szCs w:val="18"/>
-              </w:rPr>
-              <w:t>mealId</w:t>
-            </w:r>
-            <w:proofErr w:type="spellEnd"/>
-            <w:r>
-              <w:rPr>
-                <w:rFonts w:ascii="Arial" w:hAnsi="Arial" w:cs="Arial"/>
-                <w:sz w:val="18"/>
-                <w:szCs w:val="18"/>
-              </w:rPr>
-              <w:t>}</w:t>
-            </w:r>
-          </w:p>
-        </w:tc>
-        <w:tc>
-          <w:tcPr>
-            <w:tcW w:w="0" w:type="auto"/>
-            <w:tcMar>
-              <w:top w:w="80" w:type="dxa"/>
-              <w:left w:w="100" w:type="dxa"/>
-              <w:bottom w:w="80" w:type="dxa"/>
-              <w:right w:w="100" w:type="dxa"/>
-            </w:tcMar>
-          </w:tcPr>
-          <w:p>
-            <w:pPr>
-              <w:rPr>
-                <w:rFonts w:ascii="Arial" w:hAnsi="Arial" w:cs="Arial"/>
-                <w:sz w:val="18"/>
-                <w:szCs w:val="18"/>
-              </w:rPr>
-            </w:pPr>
-            <w:r>
-              <w:rPr>
-                <w:rFonts w:ascii="Arial" w:hAnsi="Arial" w:cs="Arial"/>
-                <w:sz w:val="18"/>
-                <w:szCs w:val="18"/>
-              </w:rPr>
-              <w:t>On meal click, show full details — image, ingredients list, instructions, YouTube link</w:t>
-            </w:r>
-          </w:p>
-        </w:tc>
-      </w:tr>
-    </w:tbl>
-    <w:p>
-      <w:pPr>
-        <w:rPr>
-          <w:rFonts w:ascii="Arial" w:hAnsi="Arial" w:cs="Arial"/>
-          <w:b/>
-          <w:bCs/>
-          <w:sz w:val="18"/>
-          <w:szCs w:val="18"/>
-        </w:rPr>
-      </w:pPr>
-    </w:p>
-    <w:p>
-      <w:pPr>
-        <w:rPr>
-          <w:rFonts w:ascii="Arial" w:hAnsi="Arial" w:cs="Arial"/>
-          <w:b/>
-          <w:bCs/>
-          <w:sz w:val="18"/>
-          <w:szCs w:val="18"/>
-        </w:rPr>
-      </w:pPr>
-      <w:r>
-        <w:rPr>
-          <w:rFonts w:ascii="Arial" w:hAnsi="Arial" w:cs="Arial"/>
-          <w:b/>
-          <w:bCs/>
-          <w:sz w:val="18"/>
-          <w:szCs w:val="18"/>
-        </w:rPr>
-        <w:t>Technical requirements:</w:t>
-      </w:r>
-    </w:p>
-    <w:p>
-      <w:pPr>
-        <w:pStyle w:val="ListParagraph"/>
-        <w:numPr>
-          <w:ilvl w:val="0"/>
-          <w:numId w:val="5"/>
-        </w:numPr>
-        <w:spacing w:before="60" w:after="120"/>
-        <w:rPr>
-          <w:rFonts w:ascii="Arial" w:hAnsi="Arial" w:cs="Arial"/>
-          <w:bCs/>
-          <w:sz w:val="18"/>
-          <w:szCs w:val="18"/>
-        </w:rPr>
-      </w:pPr>
-      <w:r>
-        <w:rPr>
-          <w:rFonts w:ascii="Arial" w:hAnsi="Arial" w:cs="Arial"/>
-          <w:bCs/>
-          <w:sz w:val="18"/>
-          <w:szCs w:val="18"/>
-        </w:rPr>
-        <w:t>React Router (react-router-</w:t>
-      </w:r>
-      <w:proofErr w:type="spellStart"/>
-      <w:r>
-        <w:rPr>
-          <w:rFonts w:ascii="Arial" w:hAnsi="Arial" w:cs="Arial"/>
-          <w:bCs/>
-          <w:sz w:val="18"/>
-          <w:szCs w:val="18"/>
-        </w:rPr>
-        <w:t>dom</w:t>
-      </w:r>
-      <w:proofErr w:type="spellEnd"/>
-      <w:r>
-        <w:rPr>
-          <w:rFonts w:ascii="Arial" w:hAnsi="Arial" w:cs="Arial"/>
-          <w:bCs/>
-          <w:sz w:val="18"/>
-          <w:szCs w:val="18"/>
-        </w:rPr>
-        <w:t>) for navi</w:t>
-      </w:r>
-      <w:r>
-        <w:rPr>
-          <w:rFonts w:ascii="Arial" w:hAnsi="Arial" w:cs="Arial"/>
-          <w:bCs/>
-          <w:sz w:val="18"/>
-          <w:szCs w:val="18"/>
-        </w:rPr>
-        <w:t>gation between the three screen</w:t>
-      </w:r>
-    </w:p>
-    <w:p>
-      <w:pPr>
-        <w:pStyle w:val="ListParagraph"/>
-        <w:numPr>
-          <w:ilvl w:val="0"/>
-          <w:numId w:val="5"/>
-        </w:numPr>
-        <w:spacing w:before="60" w:after="120"/>
-        <w:rPr>
-          <w:rFonts w:ascii="Arial" w:hAnsi="Arial" w:cs="Arial"/>
-          <w:bCs/>
-          <w:sz w:val="18"/>
-          <w:szCs w:val="18"/>
-        </w:rPr>
-      </w:pPr>
-      <w:r>
-        <w:rPr>
-          <w:rFonts w:ascii="Arial" w:hAnsi="Arial" w:cs="Arial"/>
-          <w:bCs/>
-          <w:sz w:val="18"/>
-          <w:szCs w:val="18"/>
-        </w:rPr>
-        <w:t>Shared &lt;</w:t>
-      </w:r>
-      <w:proofErr w:type="spellStart"/>
-      <w:r>
-        <w:rPr>
-          <w:rFonts w:ascii="Arial" w:hAnsi="Arial" w:cs="Arial"/>
-          <w:bCs/>
-          <w:sz w:val="18"/>
-          <w:szCs w:val="18"/>
-        </w:rPr>
-        <w:t>Navbar</w:t>
-      </w:r>
-      <w:proofErr w:type="spellEnd"/>
-      <w:r>
-        <w:rPr>
-          <w:rFonts w:ascii="Arial" w:hAnsi="Arial" w:cs="Arial"/>
-          <w:bCs/>
-          <w:sz w:val="18"/>
-          <w:szCs w:val="18"/>
-        </w:rPr>
-        <w:t>&gt; component with a back button / breadcrumb</w:t>
-      </w:r>
-    </w:p>
-    <w:p>
-      <w:pPr>
-        <w:pStyle w:val="ListParagraph"/>
-        <w:numPr>
-          <w:ilvl w:val="0"/>
-          <w:numId w:val="5"/>
-        </w:numPr>
-        <w:spacing w:before="60" w:after="120"/>
-        <w:rPr>
-          <w:rFonts w:ascii="Arial" w:hAnsi="Arial" w:cs="Arial"/>
-          <w:bCs/>
-          <w:sz w:val="18"/>
-          <w:szCs w:val="18"/>
-        </w:rPr>
-      </w:pPr>
-      <w:proofErr w:type="spellStart"/>
-      <w:r>
-        <w:rPr>
-          <w:rFonts w:ascii="Arial" w:hAnsi="Arial" w:cs="Arial"/>
-          <w:bCs/>
-          <w:sz w:val="18"/>
-          <w:szCs w:val="18"/>
-        </w:rPr>
-        <w:t>useEffect</w:t>
-      </w:r>
-      <w:proofErr w:type="spellEnd"/>
-      <w:r>
-        <w:rPr>
-          <w:rFonts w:ascii="Arial" w:hAnsi="Arial" w:cs="Arial"/>
-          <w:bCs/>
-          <w:sz w:val="18"/>
-          <w:szCs w:val="18"/>
-        </w:rPr>
-        <w:t xml:space="preserve"> + Fetch for all three API calls; loading and error states on each screen</w:t>
-      </w:r>
-    </w:p>
-    <w:p>
-      <w:pPr>
-        <w:pStyle w:val="ListParagraph"/>
-        <w:numPr>
-          <w:ilvl w:val="0"/>
-          <w:numId w:val="5"/>
-        </w:numPr>
-        <w:spacing w:before="60" w:after="120"/>
-        <w:rPr>
-          <w:rFonts w:ascii="Arial" w:hAnsi="Arial" w:cs="Arial"/>
-          <w:bCs/>
-          <w:sz w:val="18"/>
-          <w:szCs w:val="18"/>
-        </w:rPr>
-      </w:pPr>
-      <w:r>
-        <w:rPr>
-          <w:rFonts w:ascii="Arial" w:hAnsi="Arial" w:cs="Arial"/>
-          <w:bCs/>
-          <w:sz w:val="18"/>
-          <w:szCs w:val="18"/>
-        </w:rPr>
-        <w:t>Responsive layout using the CSS framework from Lab 4 (Bootstrap or Tailwind)</w:t>
-      </w:r>
-    </w:p>
-    <w:p>
-      <w:pPr>
-        <w:pStyle w:val="ListParagraph"/>
-        <w:numPr>
-          <w:ilvl w:val="0"/>
-          <w:numId w:val="5"/>
-        </w:numPr>
-        <w:spacing w:before="60" w:after="120"/>
-        <w:rPr>
-          <w:rFonts w:ascii="Arial" w:hAnsi="Arial" w:cs="Arial"/>
-          <w:bCs/>
-          <w:sz w:val="18"/>
-          <w:szCs w:val="18"/>
-        </w:rPr>
-      </w:pPr>
-      <w:r>
-        <w:rPr>
-          <w:rFonts w:ascii="Arial" w:hAnsi="Arial" w:cs="Arial"/>
-          <w:bCs/>
-          <w:sz w:val="18"/>
-          <w:szCs w:val="18"/>
-        </w:rPr>
-        <w:t>Accessible markup: semantic headings, alt text on all images, keyboard-navigable cards</w:t>
-      </w:r>
-    </w:p>
-    <w:p>
-      <w:pPr>
-        <w:pStyle w:val="BodyTextCustom"/>
-        <w:rPr>
-          <w:rFonts w:eastAsiaTheme="minorHAnsi" w:cs="Arial"/>
-          <w:b/>
-          <w:bCs/>
-          <w:sz w:val="18"/>
-          <w:szCs w:val="18"/>
-          <w:lang w:bidi="bn-BD"/>
-        </w:rPr>
-      </w:pPr>
-    </w:p>
-    <w:p>
-      <w:pPr>
-        <w:pStyle w:val="BodyTextCustom"/>
-        <w:rPr>
-          <w:rFonts w:eastAsiaTheme="minorHAnsi" w:cs="Arial"/>
-          <w:bCs/>
-          <w:sz w:val="18"/>
-          <w:szCs w:val="18"/>
-          <w:lang w:bidi="bn-BD"/>
-        </w:rPr>
-      </w:pPr>
-      <w:r>
-        <w:rPr>
-          <w:rFonts w:eastAsiaTheme="minorHAnsi" w:cs="Arial"/>
-          <w:b/>
-          <w:bCs/>
-          <w:sz w:val="18"/>
-          <w:szCs w:val="18"/>
-          <w:lang w:bidi="bn-BD"/>
-        </w:rPr>
-        <w:t>Assessment:</w:t>
-      </w:r>
-      <w:r>
-        <w:rPr>
-          <w:rFonts w:eastAsiaTheme="minorHAnsi" w:cs="Arial"/>
-          <w:bCs/>
-          <w:sz w:val="18"/>
-          <w:szCs w:val="18"/>
-          <w:lang w:bidi="bn-BD"/>
-        </w:rPr>
-        <w:t xml:space="preserve"> Students demo the live running app (all three screens functional) and submit the complete lab notebook covering Labs 1–10.</w:t>
-      </w:r>
-    </w:p>
-    <w:p>
-      <w:pPr>
-        <w:pStyle w:val="QuoteCustom"/>
-        <w:ind w:left="360"/>
-        <w:jc w:val="both"/>
-        <w:rPr>
-          <w:rFonts w:eastAsiaTheme="minorHAnsi" w:cs="Arial"/>
-          <w:bCs/>
-          <w:i w:val="0"/>
-          <w:color w:val="auto"/>
-          <w:sz w:val="18"/>
-          <w:szCs w:val="18"/>
-          <w:lang w:bidi="bn-BD"/>
-        </w:rPr>
-      </w:pPr>
-      <w:r>
-        <w:rPr>
-          <w:rFonts w:eastAsiaTheme="minorHAnsi" w:cs="Arial"/>
-          <w:bCs/>
-          <w:i w:val="0"/>
-          <w:color w:val="auto"/>
-          <w:sz w:val="18"/>
-          <w:szCs w:val="18"/>
-          <w:lang w:bidi="bn-BD"/>
-        </w:rPr>
-        <w:br/>
-      </w:r>
-      <w:r>
-        <w:rPr>
-          <w:rFonts w:eastAsiaTheme="minorHAnsi" w:cs="Arial"/>
-          <w:b/>
-          <w:bCs/>
-          <w:i w:val="0"/>
-          <w:color w:val="auto"/>
-          <w:sz w:val="18"/>
-          <w:szCs w:val="18"/>
-          <w:lang w:bidi="bn-BD"/>
-        </w:rPr>
-        <w:t>Alternative Final Projects:</w:t>
-      </w:r>
-      <w:r>
-        <w:rPr>
-          <w:rFonts w:eastAsiaTheme="minorHAnsi" w:cs="Arial"/>
-          <w:bCs/>
-          <w:i w:val="0"/>
-          <w:color w:val="auto"/>
-          <w:sz w:val="18"/>
-          <w:szCs w:val="18"/>
-          <w:lang w:bidi="bn-BD"/>
-        </w:rPr>
-        <w:t xml:space="preserve"> Students may choose one of the following in place of the Meal Explorer. All alternatives require the same three-screen structure (list → filtered list → detail), React Router, </w:t>
-      </w:r>
-      <w:proofErr w:type="spellStart"/>
-      <w:r>
-        <w:rPr>
-          <w:rFonts w:eastAsiaTheme="minorHAnsi" w:cs="Arial"/>
-          <w:bCs/>
-          <w:i w:val="0"/>
-          <w:color w:val="auto"/>
-          <w:sz w:val="18"/>
-          <w:szCs w:val="18"/>
-          <w:lang w:bidi="bn-BD"/>
-        </w:rPr>
-        <w:t>useEffect</w:t>
-      </w:r>
-      <w:proofErr w:type="spellEnd"/>
-      <w:r>
-        <w:rPr>
-          <w:rFonts w:eastAsiaTheme="minorHAnsi" w:cs="Arial"/>
-          <w:bCs/>
-          <w:i w:val="0"/>
-          <w:color w:val="auto"/>
-          <w:sz w:val="18"/>
-          <w:szCs w:val="18"/>
-          <w:lang w:bidi="bn-BD"/>
-        </w:rPr>
-        <w:t xml:space="preserve"> + Fetch, and responsive/accessible </w:t>
-      </w:r>
-    </w:p>
-    <w:tbl>
-      <w:tblPr>
-        <w:tblpPr w:leftFromText="180" w:rightFromText="180" w:vertAnchor="text" w:tblpY="1"/>
-        <w:tblOverlap w:val="never"/>
-        <w:tblW w:w="5000" w:type="pct"/>
-        <w:tblBorders>
-          <w:top w:val="single" w:sz="8" w:space="0" w:color="CFCFCF"/>
-          <w:left w:val="single" w:sz="8" w:space="0" w:color="CFCFCF"/>
-          <w:bottom w:val="single" w:sz="8" w:space="0" w:color="CFCFCF"/>
-          <w:right w:val="single" w:sz="8" w:space="0" w:color="CFCFCF"/>
-          <w:insideH w:val="single" w:sz="8" w:space="0" w:color="CFCFCF"/>
-          <w:insideV w:val="single" w:sz="8" w:space="0" w:color="CFCFCF"/>
-        </w:tblBorders>
-        <w:tblLayout w:type="fixed"/>
-        <w:tblLook w:val="04A0" w:firstRow="1" w:lastRow="0" w:firstColumn="1" w:lastColumn="0" w:noHBand="0" w:noVBand="1"/>
-      </w:tblPr>
-      <w:tblGrid>
-        <w:gridCol w:w="1131"/>
-        <w:gridCol w:w="3467"/>
-        <w:gridCol w:w="1435"/>
-        <w:gridCol w:w="3307"/>
-      </w:tblGrid>
-      <w:tr>
-        <w:tc>
-          <w:tcPr>
-            <w:tcW w:w="1270" w:type="dxa"/>
-            <w:shd w:val="clear" w:color="auto" w:fill="F5F5F5"/>
-            <w:tcMar>
-              <w:top w:w="80" w:type="dxa"/>
-              <w:left w:w="100" w:type="dxa"/>
-              <w:bottom w:w="80" w:type="dxa"/>
-              <w:right w:w="100" w:type="dxa"/>
-            </w:tcMar>
-          </w:tcPr>
-          <w:p>
-            <w:pPr>
-              <w:rPr>
-                <w:rFonts w:ascii="Arial" w:eastAsiaTheme="minorHAnsi" w:hAnsi="Arial" w:cs="Arial"/>
-                <w:b/>
-                <w:bCs/>
-                <w:sz w:val="18"/>
-                <w:szCs w:val="18"/>
-                <w:lang w:bidi="bn-BD"/>
-              </w:rPr>
-            </w:pPr>
-            <w:r>
-              <w:rPr>
-                <w:rFonts w:ascii="Arial" w:eastAsiaTheme="minorHAnsi" w:hAnsi="Arial" w:cs="Arial"/>
-                <w:b/>
-                <w:bCs/>
-                <w:sz w:val="18"/>
-                <w:szCs w:val="18"/>
-                <w:lang w:bidi="bn-BD"/>
-              </w:rPr>
-              <w:t>Project</w:t>
-            </w:r>
-          </w:p>
-        </w:tc>
-        <w:tc>
-          <w:tcPr>
-            <w:tcW w:w="3960" w:type="dxa"/>
-            <w:shd w:val="clear" w:color="auto" w:fill="F5F5F5"/>
-            <w:tcMar>
-              <w:top w:w="80" w:type="dxa"/>
-              <w:left w:w="100" w:type="dxa"/>
-              <w:bottom w:w="80" w:type="dxa"/>
-              <w:right w:w="100" w:type="dxa"/>
-            </w:tcMar>
-          </w:tcPr>
-          <w:p>
-            <w:pPr>
-              <w:rPr>
-                <w:rFonts w:ascii="Arial" w:eastAsiaTheme="minorHAnsi" w:hAnsi="Arial" w:cs="Arial"/>
-                <w:b/>
-                <w:bCs/>
-                <w:sz w:val="18"/>
-                <w:szCs w:val="18"/>
-                <w:lang w:bidi="bn-BD"/>
-              </w:rPr>
-            </w:pPr>
-            <w:r>
-              <w:rPr>
-                <w:rFonts w:ascii="Arial" w:eastAsiaTheme="minorHAnsi" w:hAnsi="Arial" w:cs="Arial"/>
-                <w:b/>
-                <w:bCs/>
-                <w:sz w:val="18"/>
-                <w:szCs w:val="18"/>
-                <w:lang w:bidi="bn-BD"/>
-              </w:rPr>
-              <w:t>API</w:t>
-            </w:r>
-          </w:p>
-        </w:tc>
-        <w:tc>
-          <w:tcPr>
-            <w:tcW w:w="1620" w:type="dxa"/>
-            <w:shd w:val="clear" w:color="auto" w:fill="F5F5F5"/>
-            <w:tcMar>
-              <w:top w:w="80" w:type="dxa"/>
-              <w:left w:w="100" w:type="dxa"/>
-              <w:bottom w:w="80" w:type="dxa"/>
-              <w:right w:w="100" w:type="dxa"/>
-            </w:tcMar>
-          </w:tcPr>
-          <w:p>
-            <w:pPr>
-              <w:rPr>
-                <w:rFonts w:ascii="Arial" w:eastAsiaTheme="minorHAnsi" w:hAnsi="Arial" w:cs="Arial"/>
-                <w:b/>
-                <w:bCs/>
-                <w:sz w:val="18"/>
-                <w:szCs w:val="18"/>
-                <w:lang w:bidi="bn-BD"/>
-              </w:rPr>
-            </w:pPr>
-            <w:proofErr w:type="spellStart"/>
-            <w:r>
-              <w:rPr>
-                <w:rFonts w:ascii="Arial" w:eastAsiaTheme="minorHAnsi" w:hAnsi="Arial" w:cs="Arial"/>
-                <w:b/>
-                <w:bCs/>
-                <w:sz w:val="18"/>
-                <w:szCs w:val="18"/>
-                <w:lang w:bidi="bn-BD"/>
-              </w:rPr>
-              <w:t>Auth</w:t>
-            </w:r>
-            <w:proofErr w:type="spellEnd"/>
-            <w:r>
-              <w:rPr>
-                <w:rFonts w:ascii="Arial" w:eastAsiaTheme="minorHAnsi" w:hAnsi="Arial" w:cs="Arial"/>
-                <w:b/>
-                <w:bCs/>
-                <w:sz w:val="18"/>
-                <w:szCs w:val="18"/>
-                <w:lang w:bidi="bn-BD"/>
-              </w:rPr>
-              <w:t xml:space="preserve"> Required</w:t>
-            </w:r>
-          </w:p>
-        </w:tc>
-        <w:tc>
-          <w:tcPr>
-            <w:tcW w:w="3776" w:type="dxa"/>
-            <w:shd w:val="clear" w:color="auto" w:fill="F5F5F5"/>
-            <w:tcMar>
-              <w:top w:w="80" w:type="dxa"/>
-              <w:left w:w="100" w:type="dxa"/>
-              <w:bottom w:w="80" w:type="dxa"/>
-              <w:right w:w="100" w:type="dxa"/>
-            </w:tcMar>
-          </w:tcPr>
-          <w:p>
-            <w:pPr>
-              <w:rPr>
-                <w:rFonts w:ascii="Arial" w:eastAsiaTheme="minorHAnsi" w:hAnsi="Arial" w:cs="Arial"/>
-                <w:b/>
-                <w:bCs/>
-                <w:sz w:val="18"/>
-                <w:szCs w:val="18"/>
-                <w:lang w:bidi="bn-BD"/>
-              </w:rPr>
-            </w:pPr>
-            <w:r>
-              <w:rPr>
-                <w:rFonts w:ascii="Arial" w:eastAsiaTheme="minorHAnsi" w:hAnsi="Arial" w:cs="Arial"/>
-                <w:b/>
-                <w:bCs/>
-                <w:sz w:val="18"/>
-                <w:szCs w:val="18"/>
-                <w:lang w:bidi="bn-BD"/>
-              </w:rPr>
-              <w:t>Unique Skill Practiced</w:t>
-            </w:r>
-          </w:p>
-        </w:tc>
-      </w:tr>
-      <w:tr>
-        <w:tc>
-          <w:tcPr>
-            <w:tcW w:w="1270" w:type="dxa"/>
-            <w:tcMar>
-              <w:top w:w="80" w:type="dxa"/>
-              <w:left w:w="100" w:type="dxa"/>
-              <w:bottom w:w="80" w:type="dxa"/>
-              <w:right w:w="100" w:type="dxa"/>
-            </w:tcMar>
-          </w:tcPr>
-          <w:p>
-            <w:pPr>
-              <w:rPr>
-                <w:rFonts w:ascii="Arial" w:eastAsiaTheme="minorHAnsi" w:hAnsi="Arial" w:cs="Arial"/>
-                <w:bCs/>
-                <w:sz w:val="18"/>
-                <w:szCs w:val="18"/>
-                <w:lang w:bidi="bn-BD"/>
-              </w:rPr>
-            </w:pPr>
-            <w:r>
-              <w:rPr>
-                <w:rFonts w:ascii="Arial" w:eastAsiaTheme="minorHAnsi" w:hAnsi="Arial" w:cs="Arial"/>
-                <w:bCs/>
-                <w:sz w:val="18"/>
-                <w:szCs w:val="18"/>
-                <w:lang w:bidi="bn-BD"/>
-              </w:rPr>
-              <w:t>Country Explorer</w:t>
-            </w:r>
-          </w:p>
-        </w:tc>
-        <w:tc>
-          <w:tcPr>
-            <w:tcW w:w="3960" w:type="dxa"/>
-            <w:tcMar>
-              <w:top w:w="80" w:type="dxa"/>
-              <w:left w:w="100" w:type="dxa"/>
-              <w:bottom w:w="80" w:type="dxa"/>
-              <w:right w:w="100" w:type="dxa"/>
-            </w:tcMar>
-          </w:tcPr>
-          <w:p>
-            <w:pPr>
-              <w:rPr>
-                <w:rFonts w:ascii="Arial" w:eastAsiaTheme="minorHAnsi" w:hAnsi="Arial" w:cs="Arial"/>
-                <w:bCs/>
-                <w:sz w:val="18"/>
-                <w:szCs w:val="18"/>
-                <w:lang w:bidi="bn-BD"/>
-              </w:rPr>
-            </w:pPr>
-            <w:r>
-              <w:rPr>
-                <w:rFonts w:ascii="Arial" w:eastAsiaTheme="minorHAnsi" w:hAnsi="Arial" w:cs="Arial"/>
-                <w:bCs/>
-                <w:sz w:val="18"/>
-                <w:szCs w:val="18"/>
-                <w:lang w:bidi="bn-BD"/>
-              </w:rPr>
-              <w:t>REST Countries (https://restcountries.com/)</w:t>
-            </w:r>
-          </w:p>
-        </w:tc>
-        <w:tc>
-          <w:tcPr>
-            <w:tcW w:w="1620" w:type="dxa"/>
-            <w:tcMar>
-              <w:top w:w="80" w:type="dxa"/>
-              <w:left w:w="100" w:type="dxa"/>
-              <w:bottom w:w="80" w:type="dxa"/>
-              <w:right w:w="100" w:type="dxa"/>
-            </w:tcMar>
-          </w:tcPr>
-          <w:p>
-            <w:pPr>
-              <w:rPr>
-                <w:rFonts w:ascii="Arial" w:eastAsiaTheme="minorHAnsi" w:hAnsi="Arial" w:cs="Arial"/>
-                <w:bCs/>
-                <w:sz w:val="18"/>
-                <w:szCs w:val="18"/>
-                <w:lang w:bidi="bn-BD"/>
-              </w:rPr>
-            </w:pPr>
-            <w:r>
-              <w:rPr>
-                <w:rFonts w:ascii="Arial" w:eastAsiaTheme="minorHAnsi" w:hAnsi="Arial" w:cs="Arial"/>
-                <w:bCs/>
-                <w:sz w:val="18"/>
-                <w:szCs w:val="18"/>
-                <w:lang w:bidi="bn-BD"/>
-              </w:rPr>
-              <w:t>No</w:t>
-            </w:r>
-          </w:p>
-        </w:tc>
-        <w:tc>
-          <w:tcPr>
-            <w:tcW w:w="3776" w:type="dxa"/>
-            <w:tcMar>
-              <w:top w:w="80" w:type="dxa"/>
-              <w:left w:w="100" w:type="dxa"/>
-              <w:bottom w:w="80" w:type="dxa"/>
-              <w:right w:w="100" w:type="dxa"/>
-            </w:tcMar>
-          </w:tcPr>
-          <w:p>
-            <w:pPr>
-              <w:rPr>
-                <w:rFonts w:ascii="Arial" w:eastAsiaTheme="minorHAnsi" w:hAnsi="Arial" w:cs="Arial"/>
-                <w:bCs/>
-                <w:sz w:val="18"/>
-                <w:szCs w:val="18"/>
-                <w:lang w:bidi="bn-BD"/>
-              </w:rPr>
-            </w:pPr>
-            <w:r>
-              <w:rPr>
-                <w:rFonts w:ascii="Arial" w:eastAsiaTheme="minorHAnsi" w:hAnsi="Arial" w:cs="Arial"/>
-                <w:bCs/>
-                <w:sz w:val="18"/>
-                <w:szCs w:val="18"/>
-                <w:lang w:bidi="bn-BD"/>
-              </w:rPr>
-              <w:t>Navigate to a bordering country from the detail page</w:t>
-            </w:r>
-          </w:p>
-        </w:tc>
-      </w:tr>
-      <w:tr>
-        <w:tc>
-          <w:tcPr>
-            <w:tcW w:w="1270" w:type="dxa"/>
-            <w:tcMar>
-              <w:top w:w="80" w:type="dxa"/>
-              <w:left w:w="100" w:type="dxa"/>
-              <w:bottom w:w="80" w:type="dxa"/>
-              <w:right w:w="100" w:type="dxa"/>
-            </w:tcMar>
-          </w:tcPr>
-          <w:p>
-            <w:pPr>
-              <w:rPr>
-                <w:rFonts w:ascii="Arial" w:eastAsiaTheme="minorHAnsi" w:hAnsi="Arial" w:cs="Arial"/>
-                <w:bCs/>
-                <w:sz w:val="18"/>
-                <w:szCs w:val="18"/>
-                <w:lang w:bidi="bn-BD"/>
-              </w:rPr>
-            </w:pPr>
-            <w:r>
-              <w:rPr>
-                <w:rFonts w:ascii="Arial" w:eastAsiaTheme="minorHAnsi" w:hAnsi="Arial" w:cs="Arial"/>
-                <w:bCs/>
-                <w:sz w:val="18"/>
-                <w:szCs w:val="18"/>
-                <w:lang w:bidi="bn-BD"/>
-              </w:rPr>
-              <w:t>Movie Explorer</w:t>
-            </w:r>
-          </w:p>
-        </w:tc>
-        <w:tc>
-          <w:tcPr>
-            <w:tcW w:w="3960" w:type="dxa"/>
-            <w:tcMar>
-              <w:top w:w="80" w:type="dxa"/>
-              <w:left w:w="100" w:type="dxa"/>
-              <w:bottom w:w="80" w:type="dxa"/>
-              <w:right w:w="100" w:type="dxa"/>
-            </w:tcMar>
-          </w:tcPr>
-          <w:p>
-            <w:pPr>
-              <w:rPr>
-                <w:rFonts w:ascii="Arial" w:eastAsiaTheme="minorHAnsi" w:hAnsi="Arial" w:cs="Arial"/>
-                <w:bCs/>
-                <w:sz w:val="18"/>
-                <w:szCs w:val="18"/>
-                <w:lang w:bidi="bn-BD"/>
-              </w:rPr>
-            </w:pPr>
-            <w:proofErr w:type="spellStart"/>
-            <w:r>
-              <w:rPr>
-                <w:rFonts w:ascii="Arial" w:eastAsiaTheme="minorHAnsi" w:hAnsi="Arial" w:cs="Arial"/>
-                <w:bCs/>
-                <w:sz w:val="18"/>
-                <w:szCs w:val="18"/>
-                <w:lang w:bidi="bn-BD"/>
-              </w:rPr>
-              <w:t>OMDb</w:t>
-            </w:r>
-            <w:proofErr w:type="spellEnd"/>
-            <w:r>
-              <w:rPr>
-                <w:rFonts w:ascii="Arial" w:eastAsiaTheme="minorHAnsi" w:hAnsi="Arial" w:cs="Arial"/>
-                <w:bCs/>
-                <w:sz w:val="18"/>
-                <w:szCs w:val="18"/>
-                <w:lang w:bidi="bn-BD"/>
-              </w:rPr>
-              <w:t xml:space="preserve"> API (https://www.omdbapi.com/)</w:t>
-            </w:r>
-          </w:p>
-        </w:tc>
-        <w:tc>
-          <w:tcPr>
-            <w:tcW w:w="1620" w:type="dxa"/>
-            <w:tcMar>
-              <w:top w:w="80" w:type="dxa"/>
-              <w:left w:w="100" w:type="dxa"/>
-              <w:bottom w:w="80" w:type="dxa"/>
-              <w:right w:w="100" w:type="dxa"/>
-            </w:tcMar>
-          </w:tcPr>
-          <w:p>
-            <w:pPr>
-              <w:rPr>
-                <w:rFonts w:ascii="Arial" w:eastAsiaTheme="minorHAnsi" w:hAnsi="Arial" w:cs="Arial"/>
-                <w:bCs/>
-                <w:sz w:val="18"/>
-                <w:szCs w:val="18"/>
-                <w:lang w:bidi="bn-BD"/>
-              </w:rPr>
-            </w:pPr>
-            <w:r>
-              <w:rPr>
-                <w:rFonts w:ascii="Arial" w:eastAsiaTheme="minorHAnsi" w:hAnsi="Arial" w:cs="Arial"/>
-                <w:bCs/>
-                <w:sz w:val="18"/>
-                <w:szCs w:val="18"/>
-                <w:lang w:bidi="bn-BD"/>
-              </w:rPr>
-              <w:t>Free API key</w:t>
-            </w:r>
-          </w:p>
-        </w:tc>
-        <w:tc>
-          <w:tcPr>
-            <w:tcW w:w="3776" w:type="dxa"/>
-            <w:tcMar>
-              <w:top w:w="80" w:type="dxa"/>
-              <w:left w:w="100" w:type="dxa"/>
-              <w:bottom w:w="80" w:type="dxa"/>
-              <w:right w:w="100" w:type="dxa"/>
-            </w:tcMar>
-          </w:tcPr>
-          <w:p>
-            <w:pPr>
-              <w:rPr>
-                <w:rFonts w:ascii="Arial" w:eastAsiaTheme="minorHAnsi" w:hAnsi="Arial" w:cs="Arial"/>
-                <w:bCs/>
-                <w:sz w:val="18"/>
-                <w:szCs w:val="18"/>
-                <w:lang w:bidi="bn-BD"/>
-              </w:rPr>
-            </w:pPr>
-            <w:r>
-              <w:rPr>
-                <w:rFonts w:ascii="Arial" w:eastAsiaTheme="minorHAnsi" w:hAnsi="Arial" w:cs="Arial"/>
-                <w:bCs/>
-                <w:sz w:val="18"/>
-                <w:szCs w:val="18"/>
-                <w:lang w:bidi="bn-BD"/>
-              </w:rPr>
-              <w:t>Search-driven entry point instead of category browse</w:t>
-            </w:r>
-          </w:p>
-        </w:tc>
-      </w:tr>
-      <w:tr>
-        <w:tc>
-          <w:tcPr>
-            <w:tcW w:w="1270" w:type="dxa"/>
-            <w:tcMar>
-              <w:top w:w="80" w:type="dxa"/>
-              <w:left w:w="100" w:type="dxa"/>
-              <w:bottom w:w="80" w:type="dxa"/>
-              <w:right w:w="100" w:type="dxa"/>
-            </w:tcMar>
-          </w:tcPr>
-          <w:p>
-            <w:pPr>
-              <w:rPr>
-                <w:rFonts w:ascii="Arial" w:eastAsiaTheme="minorHAnsi" w:hAnsi="Arial" w:cs="Arial"/>
-                <w:bCs/>
-                <w:sz w:val="18"/>
-                <w:szCs w:val="18"/>
-                <w:lang w:bidi="bn-BD"/>
-              </w:rPr>
-            </w:pPr>
-            <w:r>
-              <w:rPr>
-                <w:rFonts w:ascii="Arial" w:eastAsiaTheme="minorHAnsi" w:hAnsi="Arial" w:cs="Arial"/>
-                <w:bCs/>
-                <w:sz w:val="18"/>
-                <w:szCs w:val="18"/>
-                <w:lang w:bidi="bn-BD"/>
-              </w:rPr>
-              <w:t>Music Explorer</w:t>
-            </w:r>
-          </w:p>
-        </w:tc>
-        <w:tc>
-          <w:tcPr>
-            <w:tcW w:w="3960" w:type="dxa"/>
-            <w:tcMar>
-              <w:top w:w="80" w:type="dxa"/>
-              <w:left w:w="100" w:type="dxa"/>
-              <w:bottom w:w="80" w:type="dxa"/>
-              <w:right w:w="100" w:type="dxa"/>
-            </w:tcMar>
-          </w:tcPr>
-          <w:p>
-            <w:pPr>
-              <w:rPr>
-                <w:rFonts w:ascii="Arial" w:eastAsiaTheme="minorHAnsi" w:hAnsi="Arial" w:cs="Arial"/>
-                <w:bCs/>
-                <w:sz w:val="18"/>
-                <w:szCs w:val="18"/>
-                <w:lang w:bidi="bn-BD"/>
-              </w:rPr>
-            </w:pPr>
-            <w:r>
-              <w:rPr>
-                <w:rFonts w:ascii="Arial" w:eastAsiaTheme="minorHAnsi" w:hAnsi="Arial" w:cs="Arial"/>
-                <w:bCs/>
-                <w:sz w:val="18"/>
-                <w:szCs w:val="18"/>
-                <w:lang w:bidi="bn-BD"/>
-              </w:rPr>
-              <w:t>iTunes Search API (https://developer.apple.com/library/archive/documentation/AudioVideo/Conceptual/iTuneSearchAPI/)</w:t>
-            </w:r>
-          </w:p>
-        </w:tc>
-        <w:tc>
-          <w:tcPr>
-            <w:tcW w:w="1620" w:type="dxa"/>
-            <w:tcMar>
-              <w:top w:w="80" w:type="dxa"/>
-              <w:left w:w="100" w:type="dxa"/>
-              <w:bottom w:w="80" w:type="dxa"/>
-              <w:right w:w="100" w:type="dxa"/>
-            </w:tcMar>
-          </w:tcPr>
-          <w:p>
-            <w:pPr>
-              <w:rPr>
-                <w:rFonts w:ascii="Arial" w:eastAsiaTheme="minorHAnsi" w:hAnsi="Arial" w:cs="Arial"/>
-                <w:bCs/>
-                <w:sz w:val="18"/>
-                <w:szCs w:val="18"/>
-                <w:lang w:bidi="bn-BD"/>
-              </w:rPr>
-            </w:pPr>
-            <w:r>
-              <w:rPr>
-                <w:rFonts w:ascii="Arial" w:eastAsiaTheme="minorHAnsi" w:hAnsi="Arial" w:cs="Arial"/>
-                <w:bCs/>
-                <w:sz w:val="18"/>
-                <w:szCs w:val="18"/>
-                <w:lang w:bidi="bn-BD"/>
-              </w:rPr>
-              <w:t>No</w:t>
-            </w:r>
-          </w:p>
-        </w:tc>
-        <w:tc>
-          <w:tcPr>
-            <w:tcW w:w="3776" w:type="dxa"/>
-            <w:tcMar>
-              <w:top w:w="80" w:type="dxa"/>
-              <w:left w:w="100" w:type="dxa"/>
-              <w:bottom w:w="80" w:type="dxa"/>
-              <w:right w:w="100" w:type="dxa"/>
-            </w:tcMar>
-          </w:tcPr>
-          <w:p>
-            <w:pPr>
-              <w:rPr>
-                <w:rFonts w:ascii="Arial" w:eastAsiaTheme="minorHAnsi" w:hAnsi="Arial" w:cs="Arial"/>
-                <w:bCs/>
-                <w:sz w:val="18"/>
-                <w:szCs w:val="18"/>
-                <w:lang w:bidi="bn-BD"/>
-              </w:rPr>
-            </w:pPr>
-            <w:r>
-              <w:rPr>
-                <w:rFonts w:ascii="Arial" w:eastAsiaTheme="minorHAnsi" w:hAnsi="Arial" w:cs="Arial"/>
-                <w:bCs/>
-                <w:sz w:val="18"/>
-                <w:szCs w:val="18"/>
-                <w:lang w:bidi="bn-BD"/>
-              </w:rPr>
-              <w:t>&lt;audio&gt; track preview player</w:t>
-            </w:r>
-          </w:p>
-        </w:tc>
-      </w:tr>
-    </w:tbl>
-    <w:p/>
-    <w:p>
-      <w:pPr>
-        <w:pStyle w:val="BodyTextCustom"/>
-        <w:rPr>
-          <w:rFonts w:eastAsiaTheme="minorHAnsi" w:cs="Arial"/>
-          <w:bCs/>
-          <w:sz w:val="18"/>
-          <w:szCs w:val="18"/>
-          <w:lang w:bidi="bn-BD"/>
-        </w:rPr>
-      </w:pPr>
-      <w:r>
-        <w:rPr>
-          <w:rFonts w:eastAsiaTheme="minorHAnsi" w:cs="Arial"/>
-          <w:bCs/>
-          <w:sz w:val="18"/>
-          <w:szCs w:val="18"/>
-          <w:lang w:bidi="bn-BD"/>
-        </w:rPr>
-        <w:t xml:space="preserve">Regardless of project choice, all technical requirements above (React Router, shared </w:t>
-      </w:r>
-      <w:proofErr w:type="spellStart"/>
-      <w:r>
-        <w:rPr>
-          <w:rFonts w:eastAsiaTheme="minorHAnsi" w:cs="Arial"/>
-          <w:bCs/>
-          <w:sz w:val="18"/>
-          <w:szCs w:val="18"/>
-          <w:lang w:bidi="bn-BD"/>
-        </w:rPr>
-        <w:t>Navbar</w:t>
-      </w:r>
-      <w:proofErr w:type="spellEnd"/>
-      <w:r>
-        <w:rPr>
-          <w:rFonts w:eastAsiaTheme="minorHAnsi" w:cs="Arial"/>
-          <w:bCs/>
-          <w:sz w:val="18"/>
-          <w:szCs w:val="18"/>
-          <w:lang w:bidi="bn-BD"/>
-        </w:rPr>
-        <w:t xml:space="preserve">, loading/error states, responsive layout, </w:t>
-      </w:r>
-      <w:proofErr w:type="gramStart"/>
-      <w:r>
-        <w:rPr>
-          <w:rFonts w:eastAsiaTheme="minorHAnsi" w:cs="Arial"/>
-          <w:bCs/>
-          <w:sz w:val="18"/>
-          <w:szCs w:val="18"/>
-          <w:lang w:bidi="bn-BD"/>
-        </w:rPr>
-        <w:t>accessibility</w:t>
-      </w:r>
-      <w:proofErr w:type="gramEnd"/>
-      <w:r>
-        <w:rPr>
-          <w:rFonts w:eastAsiaTheme="minorHAnsi" w:cs="Arial"/>
-          <w:bCs/>
-          <w:sz w:val="18"/>
-          <w:szCs w:val="18"/>
-          <w:lang w:bidi="bn-BD"/>
-        </w:rPr>
-        <w:t>) apply.</w:t>
-      </w:r>
-    </w:p>
-    <w:p>
-      <w:pPr>
         <w:pStyle w:val="CustomHeading1"/>
         <w:rPr>
           <w:rFonts w:eastAsiaTheme="minorHAnsi" w:cs="Arial"/>
@@ -6446,7 +3285,7 @@
           <w:szCs w:val="18"/>
           <w:lang w:bidi="bn-BD"/>
         </w:rPr>
-        <w:t>Textbook</w:t>
+        <w:t>Textbooks</w:t>
       </w:r>
     </w:p>
     <w:p>
@@ -6576,653 +3415,6 @@
           <w:szCs w:val="18"/>
         </w:rPr>
         <w:t>(free online at eloquentjavascript.net)</w:t>
-      </w:r>
-    </w:p>
-    <w:p>
-      <w:pPr>
-        <w:pStyle w:val="CustomHeading1"/>
-        <w:rPr>
-          <w:rFonts w:eastAsiaTheme="minorHAnsi" w:cs="Arial"/>
-          <w:bCs/>
-          <w:color w:val="auto"/>
-          <w:sz w:val="18"/>
-          <w:szCs w:val="18"/>
-          <w:lang w:bidi="bn-BD"/>
-        </w:rPr>
-      </w:pPr>
-      <w:r>
-        <w:rPr>
-          <w:rFonts w:eastAsiaTheme="minorHAnsi" w:cs="Arial"/>
-          <w:bCs/>
-          <w:color w:val="auto"/>
-          <w:sz w:val="18"/>
-          <w:szCs w:val="18"/>
-          <w:lang w:bidi="bn-BD"/>
-        </w:rPr>
-        <w:t>Recommended Resources</w:t>
-      </w:r>
-    </w:p>
-    <w:p>
-      <w:pPr>
-        <w:pStyle w:val="ListNumber"/>
-        <w:tabs>
-          <w:tab w:val="clear" w:pos="360"/>
-          <w:tab w:val="num" w:pos="432"/>
-        </w:tabs>
-        <w:spacing w:after="40"/>
-        <w:jc w:val="both"/>
-        <w:rPr>
-          <w:sz w:val="18"/>
-          <w:szCs w:val="18"/>
-        </w:rPr>
-      </w:pPr>
-      <w:r>
-        <w:rPr>
-          <w:b/>
-          <w:sz w:val="18"/>
-          <w:szCs w:val="18"/>
-        </w:rPr>
-        <w:t>MDN Web Docs</w:t>
-      </w:r>
-      <w:r>
-        <w:rPr>
-          <w:sz w:val="18"/>
-          <w:szCs w:val="18"/>
-        </w:rPr>
-        <w:t xml:space="preserve"> — </w:t>
-      </w:r>
-      <w:r>
-        <w:rPr>
-          <w:color w:val="0563C1"/>
-          <w:sz w:val="18"/>
-          <w:szCs w:val="18"/>
-          <w:u w:val="single"/>
-        </w:rPr>
-        <w:t>developer.mozilla.org</w:t>
-      </w:r>
-      <w:r>
-        <w:rPr>
-          <w:sz w:val="18"/>
-          <w:szCs w:val="18"/>
-        </w:rPr>
-        <w:t xml:space="preserve"> (https://developer.mozilla.org) — authoritative reference for HTML, CSS, and JavaScript</w:t>
-      </w:r>
-    </w:p>
-    <w:p>
-      <w:pPr>
-        <w:pStyle w:val="ListNumber"/>
-        <w:tabs>
-          <w:tab w:val="clear" w:pos="360"/>
-          <w:tab w:val="num" w:pos="432"/>
-        </w:tabs>
-        <w:spacing w:after="40"/>
-        <w:jc w:val="both"/>
-        <w:rPr>
-          <w:sz w:val="18"/>
-          <w:szCs w:val="18"/>
-        </w:rPr>
-      </w:pPr>
-      <w:r>
-        <w:rPr>
-          <w:b/>
-          <w:sz w:val="18"/>
-          <w:szCs w:val="18"/>
-        </w:rPr>
-        <w:t>React Official Documentation</w:t>
-      </w:r>
-      <w:r>
-        <w:rPr>
-          <w:sz w:val="18"/>
-          <w:szCs w:val="18"/>
-        </w:rPr>
-        <w:t xml:space="preserve"> — </w:t>
-      </w:r>
-      <w:proofErr w:type="spellStart"/>
-      <w:r>
-        <w:rPr>
-          <w:color w:val="0563C1"/>
-          <w:sz w:val="18"/>
-          <w:szCs w:val="18"/>
-          <w:u w:val="single"/>
-        </w:rPr>
-        <w:t>react.dev</w:t>
-      </w:r>
-      <w:proofErr w:type="spellEnd"/>
-      <w:r>
-        <w:rPr>
-          <w:sz w:val="18"/>
-          <w:szCs w:val="18"/>
-        </w:rPr>
-        <w:t xml:space="preserve"> (https://react.dev) — interactive tutorials and API reference</w:t>
-      </w:r>
-    </w:p>
-    <w:p>
-      <w:pPr>
-        <w:pStyle w:val="ListNumber"/>
-        <w:tabs>
-          <w:tab w:val="clear" w:pos="360"/>
-          <w:tab w:val="num" w:pos="432"/>
-        </w:tabs>
-        <w:spacing w:after="40"/>
-        <w:jc w:val="both"/>
-        <w:rPr>
-          <w:sz w:val="18"/>
-          <w:szCs w:val="18"/>
-        </w:rPr>
-      </w:pPr>
-      <w:r>
-        <w:rPr>
-          <w:b/>
-          <w:sz w:val="18"/>
-          <w:szCs w:val="18"/>
-        </w:rPr>
-        <w:t>Full Stack Open (University of Helsinki)</w:t>
-      </w:r>
-      <w:r>
-        <w:rPr>
-          <w:sz w:val="18"/>
-          <w:szCs w:val="18"/>
-        </w:rPr>
-        <w:t xml:space="preserve"> — </w:t>
-      </w:r>
-      <w:r>
-        <w:rPr>
-          <w:color w:val="0563C1"/>
-          <w:sz w:val="18"/>
-          <w:szCs w:val="18"/>
-          <w:u w:val="single"/>
-        </w:rPr>
-        <w:t>fullstackopen.com</w:t>
-      </w:r>
-      <w:r>
-        <w:rPr>
-          <w:sz w:val="18"/>
-          <w:szCs w:val="18"/>
-        </w:rPr>
-        <w:t xml:space="preserve"> (https://fullstackopen.com) — free, modern web development curriculum (Parts 0–2 relevant to this course)</w:t>
-      </w:r>
-    </w:p>
-    <w:p>
-      <w:pPr>
-        <w:pStyle w:val="ListNumber"/>
-        <w:tabs>
-          <w:tab w:val="clear" w:pos="360"/>
-          <w:tab w:val="num" w:pos="432"/>
-        </w:tabs>
-        <w:spacing w:after="40"/>
-        <w:jc w:val="both"/>
-        <w:rPr>
-          <w:sz w:val="18"/>
-          <w:szCs w:val="18"/>
-        </w:rPr>
-      </w:pPr>
-      <w:r>
-        <w:rPr>
-          <w:b/>
-          <w:sz w:val="18"/>
-          <w:szCs w:val="18"/>
-        </w:rPr>
-        <w:t>The Odin Project</w:t>
-      </w:r>
-      <w:r>
-        <w:rPr>
-          <w:sz w:val="18"/>
-          <w:szCs w:val="18"/>
-        </w:rPr>
-        <w:t xml:space="preserve"> — </w:t>
-      </w:r>
-      <w:r>
-        <w:rPr>
-          <w:color w:val="0563C1"/>
-          <w:sz w:val="18"/>
-          <w:szCs w:val="18"/>
-          <w:u w:val="single"/>
-        </w:rPr>
-        <w:t>theodinproject.com</w:t>
-      </w:r>
-      <w:r>
-        <w:rPr>
-          <w:sz w:val="18"/>
-          <w:szCs w:val="18"/>
-        </w:rPr>
-        <w:t xml:space="preserve"> (https://www.theodinproject.com) — free, project-based HTML/CSS/JS curriculum</w:t>
-      </w:r>
-    </w:p>
-    <w:p>
-      <w:pPr>
-        <w:pStyle w:val="ListNumber"/>
-        <w:tabs>
-          <w:tab w:val="clear" w:pos="360"/>
-          <w:tab w:val="num" w:pos="432"/>
-        </w:tabs>
-        <w:spacing w:after="40"/>
-        <w:jc w:val="both"/>
-        <w:rPr>
-          <w:sz w:val="18"/>
-          <w:szCs w:val="18"/>
-        </w:rPr>
-      </w:pPr>
-      <w:r>
-        <w:rPr>
-          <w:b/>
-          <w:sz w:val="18"/>
-          <w:szCs w:val="18"/>
-        </w:rPr>
-        <w:t>Kevin Powell's CSS YouTube Channel</w:t>
-      </w:r>
-      <w:r>
-        <w:rPr>
-          <w:sz w:val="18"/>
-          <w:szCs w:val="18"/>
-        </w:rPr>
-        <w:t xml:space="preserve"> — practical, modern CSS techniques</w:t>
-      </w:r>
-    </w:p>
-    <w:p>
-      <w:pPr>
-        <w:pStyle w:val="CustomHeading2"/>
-        <w:ind w:left="72"/>
-        <w:rPr>
-          <w:color w:val="auto"/>
-          <w:sz w:val="18"/>
-          <w:szCs w:val="18"/>
-        </w:rPr>
-      </w:pPr>
-      <w:r>
-        <w:rPr>
-          <w:color w:val="auto"/>
-          <w:sz w:val="18"/>
-          <w:szCs w:val="18"/>
-        </w:rPr>
-        <w:t>Free PDF Quick-Reference Books (goalkicker.com)</w:t>
-      </w:r>
-    </w:p>
-    <w:tbl>
-      <w:tblPr>
-        <w:tblW w:w="0" w:type="auto"/>
-        <w:jc w:val="center"/>
-        <w:tblBorders>
-          <w:top w:val="single" w:sz="8" w:space="0" w:color="CFCFCF"/>
-          <w:left w:val="single" w:sz="8" w:space="0" w:color="CFCFCF"/>
-          <w:bottom w:val="single" w:sz="8" w:space="0" w:color="CFCFCF"/>
-          <w:right w:val="single" w:sz="8" w:space="0" w:color="CFCFCF"/>
-          <w:insideH w:val="single" w:sz="8" w:space="0" w:color="CFCFCF"/>
-          <w:insideV w:val="single" w:sz="8" w:space="0" w:color="CFCFCF"/>
-        </w:tblBorders>
-        <w:tblLook w:val="04A0" w:firstRow="1" w:lastRow="0" w:firstColumn="1" w:lastColumn="0" w:noHBand="0" w:noVBand="1"/>
-      </w:tblPr>
-      <w:tblGrid>
-        <w:gridCol w:w="2967"/>
-        <w:gridCol w:w="6373"/>
-      </w:tblGrid>
-      <w:tr>
-        <w:trPr>
-          <w:jc w:val="center"/>
-        </w:trPr>
-        <w:tc>
-          <w:tcPr>
-            <w:tcW w:w="5213" w:type="dxa"/>
-            <w:shd w:val="clear" w:color="auto" w:fill="F5F5F5"/>
-            <w:tcMar>
-              <w:top w:w="80" w:type="dxa"/>
-              <w:left w:w="100" w:type="dxa"/>
-              <w:bottom w:w="80" w:type="dxa"/>
-              <w:right w:w="100" w:type="dxa"/>
-            </w:tcMar>
-          </w:tcPr>
-          <w:p>
-            <w:pPr>
-              <w:rPr>
-                <w:rFonts w:ascii="Arial" w:hAnsi="Arial" w:cs="Arial"/>
-                <w:sz w:val="18"/>
-                <w:szCs w:val="18"/>
-              </w:rPr>
-            </w:pPr>
-            <w:r>
-              <w:rPr>
-                <w:rFonts w:ascii="Arial" w:hAnsi="Arial" w:cs="Arial"/>
-                <w:b/>
-                <w:sz w:val="18"/>
-                <w:szCs w:val="18"/>
-              </w:rPr>
-              <w:t>Topic</w:t>
-            </w:r>
-          </w:p>
-        </w:tc>
-        <w:tc>
-          <w:tcPr>
-            <w:tcW w:w="5213" w:type="dxa"/>
-            <w:shd w:val="clear" w:color="auto" w:fill="F5F5F5"/>
-            <w:tcMar>
-              <w:top w:w="80" w:type="dxa"/>
-              <w:left w:w="100" w:type="dxa"/>
-              <w:bottom w:w="80" w:type="dxa"/>
-              <w:right w:w="100" w:type="dxa"/>
-            </w:tcMar>
-          </w:tcPr>
-          <w:p>
-            <w:pPr>
-              <w:rPr>
-                <w:rFonts w:ascii="Arial" w:hAnsi="Arial" w:cs="Arial"/>
-                <w:sz w:val="18"/>
-                <w:szCs w:val="18"/>
-              </w:rPr>
-            </w:pPr>
-            <w:r>
-              <w:rPr>
-                <w:rFonts w:ascii="Arial" w:hAnsi="Arial" w:cs="Arial"/>
-                <w:b/>
-                <w:sz w:val="18"/>
-                <w:szCs w:val="18"/>
-              </w:rPr>
-              <w:t>Download</w:t>
-            </w:r>
-          </w:p>
-        </w:tc>
-      </w:tr>
-      <w:tr>
-        <w:trPr>
-          <w:jc w:val="center"/>
-        </w:trPr>
-        <w:tc>
-          <w:tcPr>
-            <w:tcW w:w="5213" w:type="dxa"/>
-            <w:tcMar>
-              <w:top w:w="80" w:type="dxa"/>
-              <w:left w:w="100" w:type="dxa"/>
-              <w:bottom w:w="80" w:type="dxa"/>
-              <w:right w:w="100" w:type="dxa"/>
-            </w:tcMar>
-          </w:tcPr>
-          <w:p>
-            <w:pPr>
-              <w:rPr>
-                <w:rFonts w:ascii="Arial" w:hAnsi="Arial" w:cs="Arial"/>
-                <w:sz w:val="18"/>
-                <w:szCs w:val="18"/>
-              </w:rPr>
-            </w:pPr>
-            <w:r>
-              <w:rPr>
-                <w:rFonts w:ascii="Arial" w:hAnsi="Arial" w:cs="Arial"/>
-                <w:sz w:val="18"/>
-                <w:szCs w:val="18"/>
-              </w:rPr>
-              <w:t>HTML5</w:t>
-            </w:r>
-          </w:p>
-        </w:tc>
-        <w:tc>
-          <w:tcPr>
-            <w:tcW w:w="5213" w:type="dxa"/>
-            <w:tcMar>
-              <w:top w:w="80" w:type="dxa"/>
-              <w:left w:w="100" w:type="dxa"/>
-              <w:bottom w:w="80" w:type="dxa"/>
-              <w:right w:w="100" w:type="dxa"/>
-            </w:tcMar>
-          </w:tcPr>
-          <w:p>
-            <w:pPr>
-              <w:rPr>
-                <w:rFonts w:ascii="Arial" w:hAnsi="Arial" w:cs="Arial"/>
-                <w:sz w:val="18"/>
-                <w:szCs w:val="18"/>
-              </w:rPr>
-            </w:pPr>
-            <w:r>
-              <w:rPr>
-                <w:rFonts w:ascii="Arial" w:hAnsi="Arial" w:cs="Arial"/>
-                <w:color w:val="0563C1"/>
-                <w:sz w:val="18"/>
-                <w:szCs w:val="18"/>
-                <w:u w:val="single"/>
-              </w:rPr>
-              <w:t>HTML5 Notes for Professionals (PDF)</w:t>
-            </w:r>
-            <w:r>
-              <w:rPr>
-                <w:rFonts w:ascii="Arial" w:hAnsi="Arial" w:cs="Arial"/>
-                <w:sz w:val="18"/>
-                <w:szCs w:val="18"/>
-              </w:rPr>
-              <w:t xml:space="preserve"> (https://goalkicker.com/HTML5Book/HTML5NotesForProfessionals.pdf)</w:t>
-            </w:r>
-          </w:p>
-        </w:tc>
-      </w:tr>
-      <w:tr>
-        <w:trPr>
-          <w:jc w:val="center"/>
-        </w:trPr>
-        <w:tc>
-          <w:tcPr>
-            <w:tcW w:w="5213" w:type="dxa"/>
-            <w:tcMar>
-              <w:top w:w="80" w:type="dxa"/>
-              <w:left w:w="100" w:type="dxa"/>
-              <w:bottom w:w="80" w:type="dxa"/>
-              <w:right w:w="100" w:type="dxa"/>
-            </w:tcMar>
-          </w:tcPr>
-          <w:p>
-            <w:pPr>
-              <w:rPr>
-                <w:rFonts w:ascii="Arial" w:hAnsi="Arial" w:cs="Arial"/>
-                <w:sz w:val="18"/>
-                <w:szCs w:val="18"/>
-              </w:rPr>
-            </w:pPr>
-            <w:r>
-              <w:rPr>
-                <w:rFonts w:ascii="Arial" w:hAnsi="Arial" w:cs="Arial"/>
-                <w:sz w:val="18"/>
-                <w:szCs w:val="18"/>
-              </w:rPr>
-              <w:t>CSS</w:t>
-            </w:r>
-          </w:p>
-        </w:tc>
-        <w:tc>
-          <w:tcPr>
-            <w:tcW w:w="5213" w:type="dxa"/>
-            <w:tcMar>
-              <w:top w:w="80" w:type="dxa"/>
-              <w:left w:w="100" w:type="dxa"/>
-              <w:bottom w:w="80" w:type="dxa"/>
-              <w:right w:w="100" w:type="dxa"/>
-            </w:tcMar>
-          </w:tcPr>
-          <w:p>
-            <w:pPr>
-              <w:rPr>
-                <w:rFonts w:ascii="Arial" w:hAnsi="Arial" w:cs="Arial"/>
-                <w:sz w:val="18"/>
-                <w:szCs w:val="18"/>
-              </w:rPr>
-            </w:pPr>
-            <w:r>
-              <w:rPr>
-                <w:rFonts w:ascii="Arial" w:hAnsi="Arial" w:cs="Arial"/>
-                <w:color w:val="0563C1"/>
-                <w:sz w:val="18"/>
-                <w:szCs w:val="18"/>
-                <w:u w:val="single"/>
-              </w:rPr>
-              <w:t>CSS Notes for Professionals (PDF)</w:t>
-            </w:r>
-            <w:r>
-              <w:rPr>
-                <w:rFonts w:ascii="Arial" w:hAnsi="Arial" w:cs="Arial"/>
-                <w:sz w:val="18"/>
-                <w:szCs w:val="18"/>
-              </w:rPr>
-              <w:t xml:space="preserve"> (https://goalkicker.com/CSSBook/CSSNotesForProfessionals.pdf)</w:t>
-            </w:r>
-          </w:p>
-        </w:tc>
-      </w:tr>
-      <w:tr>
-        <w:trPr>
-          <w:jc w:val="center"/>
-        </w:trPr>
-        <w:tc>
-          <w:tcPr>
-            <w:tcW w:w="5213" w:type="dxa"/>
-            <w:tcMar>
-              <w:top w:w="80" w:type="dxa"/>
-              <w:left w:w="100" w:type="dxa"/>
-              <w:bottom w:w="80" w:type="dxa"/>
-              <w:right w:w="100" w:type="dxa"/>
-            </w:tcMar>
-          </w:tcPr>
-          <w:p>
-            <w:pPr>
-              <w:rPr>
-                <w:rFonts w:ascii="Arial" w:hAnsi="Arial" w:cs="Arial"/>
-                <w:sz w:val="18"/>
-                <w:szCs w:val="18"/>
-              </w:rPr>
-            </w:pPr>
-            <w:r>
-              <w:rPr>
-                <w:rFonts w:ascii="Arial" w:hAnsi="Arial" w:cs="Arial"/>
-                <w:sz w:val="18"/>
-                <w:szCs w:val="18"/>
-              </w:rPr>
-              <w:lastRenderedPageBreak/>
-              <w:t>JavaScript</w:t>
-            </w:r>
-          </w:p>
-        </w:tc>
-        <w:tc>
-          <w:tcPr>
-            <w:tcW w:w="5213" w:type="dxa"/>
-            <w:tcMar>
-              <w:top w:w="80" w:type="dxa"/>
-              <w:left w:w="100" w:type="dxa"/>
-              <w:bottom w:w="80" w:type="dxa"/>
-              <w:right w:w="100" w:type="dxa"/>
-            </w:tcMar>
-          </w:tcPr>
-          <w:p>
-            <w:pPr>
-              <w:rPr>
-                <w:rFonts w:ascii="Arial" w:hAnsi="Arial" w:cs="Arial"/>
-                <w:sz w:val="18"/>
-                <w:szCs w:val="18"/>
-              </w:rPr>
-            </w:pPr>
-            <w:r>
-              <w:rPr>
-                <w:rFonts w:ascii="Arial" w:hAnsi="Arial" w:cs="Arial"/>
-                <w:color w:val="0563C1"/>
-                <w:sz w:val="18"/>
-                <w:szCs w:val="18"/>
-                <w:u w:val="single"/>
-              </w:rPr>
-              <w:t>JavaScript Notes for Professionals (PDF)</w:t>
-            </w:r>
-            <w:r>
-              <w:rPr>
-                <w:rFonts w:ascii="Arial" w:hAnsi="Arial" w:cs="Arial"/>
-                <w:sz w:val="18"/>
-                <w:szCs w:val="18"/>
-              </w:rPr>
-              <w:t xml:space="preserve"> (https://goalkicker.com/JavaScriptBook/JavaScriptNotesForProfessionals.pdf)</w:t>
-            </w:r>
-          </w:p>
-        </w:tc>
-      </w:tr>
-      <w:tr>
-        <w:trPr>
-          <w:jc w:val="center"/>
-        </w:trPr>
-        <w:tc>
-          <w:tcPr>
-            <w:tcW w:w="5213" w:type="dxa"/>
-            <w:tcMar>
-              <w:top w:w="80" w:type="dxa"/>
-              <w:left w:w="100" w:type="dxa"/>
-              <w:bottom w:w="80" w:type="dxa"/>
-              <w:right w:w="100" w:type="dxa"/>
-            </w:tcMar>
-          </w:tcPr>
-          <w:p>
-            <w:pPr>
-              <w:rPr>
-                <w:rFonts w:ascii="Arial" w:hAnsi="Arial" w:cs="Arial"/>
-                <w:sz w:val="18"/>
-                <w:szCs w:val="18"/>
-              </w:rPr>
-            </w:pPr>
-            <w:r>
-              <w:rPr>
-                <w:rFonts w:ascii="Arial" w:hAnsi="Arial" w:cs="Arial"/>
-                <w:sz w:val="18"/>
-                <w:szCs w:val="18"/>
-              </w:rPr>
-              <w:t>React JS</w:t>
-            </w:r>
-          </w:p>
-        </w:tc>
-        <w:tc>
-          <w:tcPr>
-            <w:tcW w:w="5213" w:type="dxa"/>
-            <w:tcMar>
-              <w:top w:w="80" w:type="dxa"/>
-              <w:left w:w="100" w:type="dxa"/>
-              <w:bottom w:w="80" w:type="dxa"/>
-              <w:right w:w="100" w:type="dxa"/>
-            </w:tcMar>
-          </w:tcPr>
-          <w:p>
-            <w:pPr>
-              <w:rPr>
-                <w:rFonts w:ascii="Arial" w:hAnsi="Arial" w:cs="Arial"/>
-                <w:sz w:val="18"/>
-                <w:szCs w:val="18"/>
-              </w:rPr>
-            </w:pPr>
-            <w:r>
-              <w:rPr>
-                <w:rFonts w:ascii="Arial" w:hAnsi="Arial" w:cs="Arial"/>
-                <w:color w:val="0563C1"/>
-                <w:sz w:val="18"/>
-                <w:szCs w:val="18"/>
-                <w:u w:val="single"/>
-              </w:rPr>
-              <w:t>React JS Notes for Professionals (PDF)</w:t>
-            </w:r>
-            <w:r>
-              <w:rPr>
-                <w:rFonts w:ascii="Arial" w:hAnsi="Arial" w:cs="Arial"/>
-                <w:sz w:val="18"/>
-                <w:szCs w:val="18"/>
-              </w:rPr>
-              <w:t xml:space="preserve"> (https://goalkicker.com/ReactJSBook/ReactJSNotesForProfessionals.pdf)</w:t>
-            </w:r>
-          </w:p>
-        </w:tc>
-      </w:tr>
-    </w:tbl>
-    <w:p/>
-    <w:p>
-      <w:pPr>
-        <w:pStyle w:val="QuoteCustom"/>
-        <w:ind w:left="360"/>
-      </w:pPr>
-      <w:r>
-        <w:rPr>
-          <w:i w:val="0"/>
-          <w:color w:val="auto"/>
-          <w:sz w:val="18"/>
-          <w:szCs w:val="18"/>
-        </w:rPr>
-        <w:t>These are community-compiled, free-to-download reference books. Students are encouraged to keep them as quick-reference guides throughout the course.</w:t>
-      </w:r>
-      <w:r>
-        <w:br/>
       </w:r>
     </w:p>
     <w:p/>

--- a/36-CSE 2232_U.docx
+++ b/36-CSE 2232_U.docx
@@ -1404,7 +1404,7 @@
                         <w:sz w:val="18"/>
                         <w:szCs w:val="18"/>
                       </w:rPr>
-                      <w:t>☒</w:t>
+                      <w:t>☐</w:t>
                     </w:r>
                   </w:sdtContent>
                 </w:sdt>
@@ -2087,7 +2087,7 @@
                     <w:sz w:val="18"/>
                     <w:szCs w:val="18"/>
                   </w:rPr>
-                  <w:t>☒</w:t>
+                  <w:t>☐</w:t>
                 </w:r>
               </w:sdtContent>
             </w:sdt>
@@ -2760,7 +2760,7 @@
                     <w:sz w:val="18"/>
                     <w:szCs w:val="18"/>
                   </w:rPr>
-                  <w:t>☒</w:t>
+                  <w:t>☐</w:t>
                 </w:r>
               </w:sdtContent>
             </w:sdt>

--- a/36-CSE 2232_U.docx
+++ b/36-CSE 2232_U.docx
@@ -833,7 +833,7 @@
                 <w:sz w:val="18"/>
                 <w:szCs w:val="18"/>
               </w:rPr>
-              <w:t>reproduce</w:t>
+              <w:t>implement</w:t>
             </w:r>
             <w:r>
               <w:rPr>
@@ -939,7 +939,7 @@
                 <w:sz w:val="18"/>
                 <w:szCs w:val="18"/>
               </w:rPr>
-              <w:t>Psychomotor domain – level 3</w:t>
+              <w:t>Cognitive domain – level 3</w:t>
             </w:r>
           </w:p>
         </w:tc>
@@ -1640,7 +1640,7 @@
                 <w:sz w:val="18"/>
                 <w:szCs w:val="18"/>
               </w:rPr>
-              <w:t>Psychomotor domain – level 4</w:t>
+              <w:t>Cognitive domain – level 6</w:t>
             </w:r>
           </w:p>
         </w:tc>
